--- a/BM110-Microbiology-Laboratory--Statistical-Support.docx
+++ b/BM110-Microbiology-Laboratory--Statistical-Support.docx
@@ -52,7 +52,7 @@
         </w:p>
       </w:sdtContent>
     </w:sdt>
-    <w:bookmarkStart w:id="13" w:name="X50586325d0f9ad3b8ea6defc756e45fa30f87a0"/>
+    <w:bookmarkStart w:id="14" w:name="X50586325d0f9ad3b8ea6defc756e45fa30f87a0"/>
     <w:p>
       <w:pPr>
         <w:pStyle w:val="Heading1"/>
@@ -108,7 +108,7 @@
         <w:t xml:space="preserve">.</w:t>
       </w:r>
     </w:p>
-    <w:bookmarkStart w:id="12" w:name="overview"/>
+    <w:bookmarkStart w:id="13" w:name="overview"/>
     <w:p>
       <w:pPr>
         <w:pStyle w:val="Heading2"/>
@@ -152,9 +152,57 @@
         <w:pStyle w:val="BodyText"/>
       </w:pPr>
       <w:r>
-        <w:t xml:space="preserve">To test this hypothesis (that antimicrobial use on a farm results in greater occurrence of antimicrobial-resistant bacteria), a number of soil samples have been collected from two different farms, A and B. These two farms have differing practices, most specifically concerning their prophylactic use of antimicrobials.</w:t>
-      </w:r>
-    </w:p>
+        <w:t xml:space="preserve">To test this hypothesis, that antimicrobial use on a farm results in greater occurrence of antimicrobial-resistant bacteria, a number of soil samples have been collected from two different farms, A and B (</w:t>
+      </w:r>
+      <w:hyperlink w:anchor="fig-os-map">
+        <w:r>
+          <w:rPr>
+            <w:rStyle w:val="Hyperlink"/>
+          </w:rPr>
+          <w:t xml:space="preserve">Figure 1</w:t>
+        </w:r>
+      </w:hyperlink>
+      <w:r>
+        <w:t xml:space="preserve">). These two farms have differing practices, most specifically concerning their prophylactic use of antimicrobials.</w:t>
+      </w:r>
+    </w:p>
+    <w:tbl>
+      <w:tblPr>
+        <w:tblStyle w:val="Table"/>
+        <w:tblW w:type="pct" w:w="5000"/>
+        <w:tblLayout w:type="fixed"/>
+        <w:tblLook w:firstRow="0" w:lastRow="0" w:firstColumn="0" w:lastColumn="0" w:noHBand="0" w:noVBand="0" w:val="0000"/>
+      </w:tblPr>
+      <w:tblGrid>
+        <w:gridCol w:w="7920"/>
+      </w:tblGrid>
+      <w:tr>
+        <w:tc>
+          <w:tcPr/>
+          <w:bookmarkStart w:id="12" w:name="fig-os-map"/>
+          <w:p>
+            <w:pPr>
+              <w:pStyle w:val="Compact"/>
+              <w:jc w:val="center"/>
+            </w:pPr>
+          </w:p>
+          <w:p>
+            <w:pPr>
+              <w:jc w:val="center"/>
+            </w:pPr>
+            <w:pPr>
+              <w:jc w:val="left"/>
+              <w:spacing w:before="200"/>
+              <w:pStyle w:val="ImageCaption"/>
+            </w:pPr>
+            <w:r>
+              <w:t xml:space="preserve">Figure 1: OS-style map showing the locations of the fictional farms providing the simulated data. (Figure generated using ChatGPT)</w:t>
+            </w:r>
+          </w:p>
+          <w:bookmarkEnd w:id="12"/>
+        </w:tc>
+      </w:tr>
+    </w:tbl>
     <w:p>
       <w:pPr>
         <w:pStyle w:val="BodyText"/>
@@ -212,7 +260,7 @@
         </m:sSup>
       </m:oMath>
       <w:r>
-        <w:t xml:space="preserve">) of bacteria from two farm soil samples, and observed the number of colonies on each plate to obtain (again collectively) colony-forming unit (CFU) measurements for each of four conditions:</w:t>
+        <w:t xml:space="preserve">) of bacteria from the two farm soil samples, and observed the number of colonies on each plate to obtain (again collectively) colony-forming unit (CFU) measurements for each of four conditions:</w:t>
       </w:r>
     </w:p>
     <w:p>
@@ -263,9 +311,61 @@
         <w:t xml:space="preserve">Farm B, nutrient agar + Ampicillin (Amp)</w:t>
       </w:r>
     </w:p>
-    <w:bookmarkEnd w:id="12"/>
+    <w:p>
+      <w:pPr>
+        <w:pStyle w:val="FirstParagraph"/>
+      </w:pPr>
+      <w:r>
+        <w:t xml:space="preserve">This allows us to test statistically whether there is quantitative support for the following hypotheses:</w:t>
+      </w:r>
+    </w:p>
+    <w:p>
+      <w:pPr>
+        <w:pStyle w:val="Compact"/>
+        <w:numPr>
+          <w:ilvl w:val="0"/>
+          <w:numId w:val="1002"/>
+        </w:numPr>
+      </w:pPr>
+      <w:r>
+        <w:t xml:space="preserve">Do we recover different counts of bacteria from farms A and B?</w:t>
+      </w:r>
+    </w:p>
+    <w:p>
+      <w:pPr>
+        <w:pStyle w:val="Compact"/>
+        <w:numPr>
+          <w:ilvl w:val="0"/>
+          <w:numId w:val="1002"/>
+        </w:numPr>
+      </w:pPr>
+      <w:r>
+        <w:t xml:space="preserve">Do we recover different counts of bacteria on nutrient agar + Ampicillin than on nutrient agar alone?</w:t>
+      </w:r>
+    </w:p>
+    <w:p>
+      <w:pPr>
+        <w:pStyle w:val="Compact"/>
+        <w:numPr>
+          <w:ilvl w:val="0"/>
+          <w:numId w:val="1002"/>
+        </w:numPr>
+      </w:pPr>
+      <w:r>
+        <w:t xml:space="preserve">Does the difference or proportion in count between nutrient agar + Ampicillin, and nutrient agar differ between the two farms?</w:t>
+      </w:r>
+    </w:p>
+    <w:p>
+      <w:pPr>
+        <w:pStyle w:val="FirstParagraph"/>
+      </w:pPr>
+      <w:r>
+        <w:t xml:space="preserve">These pages will walk you through the required statistical calculations.</w:t>
+      </w:r>
+    </w:p>
     <w:bookmarkEnd w:id="13"/>
-    <w:bookmarkStart w:id="14" w:name="introduction"/>
+    <w:bookmarkEnd w:id="14"/>
+    <w:bookmarkStart w:id="15" w:name="introduction"/>
     <w:p>
       <w:pPr>
         <w:pStyle w:val="Heading1"/>
@@ -430,8 +530,8 @@
         <w:t xml:space="preserve">for additional discussion of literate programming.</w:t>
       </w:r>
     </w:p>
-    <w:bookmarkEnd w:id="14"/>
-    <w:bookmarkStart w:id="47" w:name="getting-started"/>
+    <w:bookmarkEnd w:id="15"/>
+    <w:bookmarkStart w:id="48" w:name="getting-started"/>
     <w:p>
       <w:pPr>
         <w:pStyle w:val="Heading1"/>
@@ -481,18 +581,18 @@
                 <wp:inline>
                   <wp:extent cx="152400" cy="152400"/>
                   <wp:effectExtent b="0" l="0" r="0" t="0"/>
-                  <wp:docPr descr="" title="" id="16" name="Picture"/>
+                  <wp:docPr descr="" title="" id="17" name="Picture"/>
                   <a:graphic>
                     <a:graphicData uri="http://schemas.openxmlformats.org/drawingml/2006/picture">
                       <pic:pic>
                         <pic:nvPicPr>
-                          <pic:cNvPr descr="/opt/quarto/share/formats/docx/important.png" id="17" name="Picture"/>
+                          <pic:cNvPr descr="/opt/quarto/share/formats/docx/important.png" id="18" name="Picture"/>
                           <pic:cNvPicPr>
                             <a:picLocks noChangeArrowheads="1" noChangeAspect="1"/>
                           </pic:cNvPicPr>
                         </pic:nvPicPr>
                         <pic:blipFill>
-                          <a:blip r:embed="rId15"/>
+                          <a:blip r:embed="rId16"/>
                           <a:stretch>
                             <a:fillRect/>
                           </a:stretch>
@@ -572,7 +672,7 @@
               <w:pStyle w:val="Compact"/>
               <w:numPr>
                 <w:ilvl w:val="0"/>
-                <w:numId w:val="1002"/>
+                <w:numId w:val="1003"/>
               </w:numPr>
             </w:pPr>
             <w:r>
@@ -584,7 +684,7 @@
               <w:pStyle w:val="Compact"/>
               <w:numPr>
                 <w:ilvl w:val="0"/>
-                <w:numId w:val="1002"/>
+                <w:numId w:val="1003"/>
               </w:numPr>
             </w:pPr>
             <w:r>
@@ -608,7 +708,7 @@
               <w:pStyle w:val="Compact"/>
               <w:numPr>
                 <w:ilvl w:val="0"/>
-                <w:numId w:val="1002"/>
+                <w:numId w:val="1003"/>
               </w:numPr>
             </w:pPr>
             <w:r>
@@ -620,7 +720,7 @@
               <w:pStyle w:val="Compact"/>
               <w:numPr>
                 <w:ilvl w:val="0"/>
-                <w:numId w:val="1002"/>
+                <w:numId w:val="1003"/>
               </w:numPr>
             </w:pPr>
             <w:r>
@@ -652,10 +752,10 @@
         <w:pStyle w:val="Compact"/>
         <w:numPr>
           <w:ilvl w:val="0"/>
-          <w:numId w:val="1003"/>
+          <w:numId w:val="1004"/>
         </w:numPr>
       </w:pPr>
-      <w:hyperlink r:id="rId18">
+      <w:hyperlink r:id="rId19">
         <w:r>
           <w:rPr>
             <w:rStyle w:val="VerbatimChar"/>
@@ -689,56 +789,11 @@
         <w:pStyle w:val="Compact"/>
         <w:numPr>
           <w:ilvl w:val="0"/>
-          <w:numId w:val="1004"/>
+          <w:numId w:val="1005"/>
         </w:numPr>
       </w:pPr>
       <w:r>
         <w:t xml:space="preserve">Use the GitHub page for this template to create a new GitHub repository</w:t>
-      </w:r>
-    </w:p>
-    <w:p>
-      <w:pPr>
-        <w:pStyle w:val="Compact"/>
-        <w:numPr>
-          <w:ilvl w:val="0"/>
-          <w:numId w:val="1004"/>
-        </w:numPr>
-      </w:pPr>
-      <w:r>
-        <w:t xml:space="preserve">Clone the new repository to your local machine</w:t>
-      </w:r>
-    </w:p>
-    <w:p>
-      <w:pPr>
-        <w:pStyle w:val="Compact"/>
-        <w:numPr>
-          <w:ilvl w:val="0"/>
-          <w:numId w:val="1004"/>
-        </w:numPr>
-      </w:pPr>
-      <w:r>
-        <w:t xml:space="preserve">Set up the new repository to display as a website on GitHub Pages</w:t>
-      </w:r>
-    </w:p>
-    <w:p>
-      <w:pPr>
-        <w:pStyle w:val="Compact"/>
-        <w:numPr>
-          <w:ilvl w:val="0"/>
-          <w:numId w:val="1004"/>
-        </w:numPr>
-      </w:pPr>
-      <w:r>
-        <w:t xml:space="preserve">Edit your repository locally, and push changes back to GitHub (they will automatically update the webpage)</w:t>
-      </w:r>
-    </w:p>
-    <w:bookmarkStart w:id="28" w:name="Xb18c0f16405131923847d7078cf0c71d3bbb411"/>
-    <w:p>
-      <w:pPr>
-        <w:pStyle w:val="Heading2"/>
-      </w:pPr>
-      <w:r>
-        <w:t xml:space="preserve">Step 1: Create a new GitHub repository from the template.</w:t>
       </w:r>
     </w:p>
     <w:p>
@@ -750,12 +805,57 @@
         </w:numPr>
       </w:pPr>
       <w:r>
+        <w:t xml:space="preserve">Clone the new repository to your local machine</w:t>
+      </w:r>
+    </w:p>
+    <w:p>
+      <w:pPr>
+        <w:pStyle w:val="Compact"/>
+        <w:numPr>
+          <w:ilvl w:val="0"/>
+          <w:numId w:val="1005"/>
+        </w:numPr>
+      </w:pPr>
+      <w:r>
+        <w:t xml:space="preserve">Set up the new repository to display as a website on GitHub Pages</w:t>
+      </w:r>
+    </w:p>
+    <w:p>
+      <w:pPr>
+        <w:pStyle w:val="Compact"/>
+        <w:numPr>
+          <w:ilvl w:val="0"/>
+          <w:numId w:val="1005"/>
+        </w:numPr>
+      </w:pPr>
+      <w:r>
+        <w:t xml:space="preserve">Edit your repository locally, and push changes back to GitHub (they will automatically update the webpage)</w:t>
+      </w:r>
+    </w:p>
+    <w:bookmarkStart w:id="29" w:name="Xb18c0f16405131923847d7078cf0c71d3bbb411"/>
+    <w:p>
+      <w:pPr>
+        <w:pStyle w:val="Heading2"/>
+      </w:pPr>
+      <w:r>
+        <w:t xml:space="preserve">Step 1: Create a new GitHub repository from the template.</w:t>
+      </w:r>
+    </w:p>
+    <w:p>
+      <w:pPr>
+        <w:pStyle w:val="Compact"/>
+        <w:numPr>
+          <w:ilvl w:val="0"/>
+          <w:numId w:val="1006"/>
+        </w:numPr>
+      </w:pPr>
+      <w:r>
         <w:t xml:space="preserve">Navigate to</w:t>
       </w:r>
       <w:r>
         <w:t xml:space="preserve"> </w:t>
       </w:r>
-      <w:hyperlink r:id="rId18">
+      <w:hyperlink r:id="rId19">
         <w:r>
           <w:rPr>
             <w:rStyle w:val="Hyperlink"/>
@@ -775,7 +875,7 @@
         <w:pStyle w:val="Compact"/>
         <w:numPr>
           <w:ilvl w:val="0"/>
-          <w:numId w:val="1005"/>
+          <w:numId w:val="1006"/>
         </w:numPr>
       </w:pPr>
       <w:r>
@@ -864,18 +964,18 @@
                 <wp:inline>
                   <wp:extent cx="152400" cy="152400"/>
                   <wp:effectExtent b="0" l="0" r="0" t="0"/>
-                  <wp:docPr descr="" title="" id="20" name="Picture"/>
+                  <wp:docPr descr="" title="" id="21" name="Picture"/>
                   <a:graphic>
                     <a:graphicData uri="http://schemas.openxmlformats.org/drawingml/2006/picture">
                       <pic:pic>
                         <pic:nvPicPr>
-                          <pic:cNvPr descr="/opt/quarto/share/formats/docx/warning.png" id="21" name="Picture"/>
+                          <pic:cNvPr descr="/opt/quarto/share/formats/docx/warning.png" id="22" name="Picture"/>
                           <pic:cNvPicPr>
                             <a:picLocks noChangeArrowheads="1" noChangeAspect="1"/>
                           </pic:cNvPicPr>
                         </pic:nvPicPr>
                         <pic:blipFill>
-                          <a:blip r:embed="rId19"/>
+                          <a:blip r:embed="rId20"/>
                           <a:stretch>
                             <a:fillRect/>
                           </a:stretch>
@@ -948,7 +1048,7 @@
             <w:r>
               <w:t xml:space="preserve"> </w:t>
             </w:r>
-            <w:hyperlink r:id="rId22">
+            <w:hyperlink r:id="rId23">
               <w:r>
                 <w:rPr>
                   <w:rStyle w:val="Hyperlink"/>
@@ -980,13 +1080,13 @@
       <w:tr>
         <w:tc>
           <w:tcPr/>
-          <w:bookmarkStart w:id="24" w:name="fig-use-this-template"/>
+          <w:bookmarkStart w:id="25" w:name="fig-use-this-template"/>
           <w:p>
             <w:pPr>
               <w:pStyle w:val="Compact"/>
               <w:jc w:val="center"/>
             </w:pPr>
-            <w:hyperlink r:id="rId23">
+            <w:hyperlink r:id="rId24">
               <w:r>
                 <w:rPr>
                   <w:rStyle w:val="Hyperlink"/>
@@ -1008,7 +1108,7 @@
               <w:t xml:space="preserve">Figure 2.1: Video demonstration of using this template to create a new GitHub repository.</w:t>
             </w:r>
           </w:p>
-          <w:bookmarkEnd w:id="24"/>
+          <w:bookmarkEnd w:id="25"/>
         </w:tc>
       </w:tr>
     </w:tbl>
@@ -1017,7 +1117,7 @@
         <w:pStyle w:val="Compact"/>
         <w:numPr>
           <w:ilvl w:val="0"/>
-          <w:numId w:val="1006"/>
+          <w:numId w:val="1007"/>
         </w:numPr>
       </w:pPr>
       <w:r>
@@ -1091,18 +1191,18 @@
                 <wp:inline>
                   <wp:extent cx="152400" cy="152400"/>
                   <wp:effectExtent b="0" l="0" r="0" t="0"/>
-                  <wp:docPr descr="" title="" id="26" name="Picture"/>
+                  <wp:docPr descr="" title="" id="27" name="Picture"/>
                   <a:graphic>
                     <a:graphicData uri="http://schemas.openxmlformats.org/drawingml/2006/picture">
                       <pic:pic>
                         <pic:nvPicPr>
-                          <pic:cNvPr descr="/opt/quarto/share/formats/docx/tip.png" id="27" name="Picture"/>
+                          <pic:cNvPr descr="/opt/quarto/share/formats/docx/tip.png" id="28" name="Picture"/>
                           <pic:cNvPicPr>
                             <a:picLocks noChangeArrowheads="1" noChangeAspect="1"/>
                           </pic:cNvPicPr>
                         </pic:nvPicPr>
                         <pic:blipFill>
-                          <a:blip r:embed="rId25"/>
+                          <a:blip r:embed="rId26"/>
                           <a:stretch>
                             <a:fillRect/>
                           </a:stretch>
@@ -1156,7 +1256,7 @@
               <w:pStyle w:val="Compact"/>
               <w:numPr>
                 <w:ilvl w:val="0"/>
-                <w:numId w:val="1007"/>
+                <w:numId w:val="1008"/>
               </w:numPr>
             </w:pPr>
             <w:r>
@@ -1168,7 +1268,7 @@
               <w:pStyle w:val="Compact"/>
               <w:numPr>
                 <w:ilvl w:val="0"/>
-                <w:numId w:val="1007"/>
+                <w:numId w:val="1008"/>
               </w:numPr>
             </w:pPr>
             <w:r>
@@ -1180,7 +1280,7 @@
               <w:pStyle w:val="Compact"/>
               <w:numPr>
                 <w:ilvl w:val="0"/>
-                <w:numId w:val="1007"/>
+                <w:numId w:val="1008"/>
               </w:numPr>
             </w:pPr>
             <w:r>
@@ -1207,7 +1307,7 @@
               <w:pStyle w:val="Compact"/>
               <w:numPr>
                 <w:ilvl w:val="0"/>
-                <w:numId w:val="1007"/>
+                <w:numId w:val="1008"/>
               </w:numPr>
             </w:pPr>
             <w:r>
@@ -1235,7 +1335,7 @@
         <w:pStyle w:val="Compact"/>
         <w:numPr>
           <w:ilvl w:val="0"/>
-          <w:numId w:val="1008"/>
+          <w:numId w:val="1009"/>
         </w:numPr>
       </w:pPr>
       <w:r>
@@ -1268,8 +1368,8 @@
         <w:t xml:space="preserve">).</w:t>
       </w:r>
     </w:p>
-    <w:bookmarkEnd w:id="28"/>
-    <w:bookmarkStart w:id="34" w:name="Xa3925f0fa1e5f6ecedc25e0351d5a375d9e6a40"/>
+    <w:bookmarkEnd w:id="29"/>
+    <w:bookmarkStart w:id="35" w:name="Xa3925f0fa1e5f6ecedc25e0351d5a375d9e6a40"/>
     <w:p>
       <w:pPr>
         <w:pStyle w:val="Heading2"/>
@@ -1359,18 +1459,18 @@
                 <wp:inline>
                   <wp:extent cx="152400" cy="152400"/>
                   <wp:effectExtent b="0" l="0" r="0" t="0"/>
-                  <wp:docPr descr="" title="" id="30" name="Picture"/>
+                  <wp:docPr descr="" title="" id="31" name="Picture"/>
                   <a:graphic>
                     <a:graphicData uri="http://schemas.openxmlformats.org/drawingml/2006/picture">
                       <pic:pic>
                         <pic:nvPicPr>
-                          <pic:cNvPr descr="/opt/quarto/share/formats/docx/note.png" id="31" name="Picture"/>
+                          <pic:cNvPr descr="/opt/quarto/share/formats/docx/note.png" id="32" name="Picture"/>
                           <pic:cNvPicPr>
                             <a:picLocks noChangeArrowheads="1" noChangeAspect="1"/>
                           </pic:cNvPicPr>
                         </pic:nvPicPr>
                         <pic:blipFill>
-                          <a:blip r:embed="rId29"/>
+                          <a:blip r:embed="rId30"/>
                           <a:stretch>
                             <a:fillRect/>
                           </a:stretch>
@@ -1439,7 +1539,7 @@
         <w:pStyle w:val="Compact"/>
         <w:numPr>
           <w:ilvl w:val="0"/>
-          <w:numId w:val="1009"/>
+          <w:numId w:val="1010"/>
         </w:numPr>
       </w:pPr>
       <w:r>
@@ -1477,7 +1577,7 @@
         <w:pStyle w:val="Compact"/>
         <w:numPr>
           <w:ilvl w:val="0"/>
-          <w:numId w:val="1009"/>
+          <w:numId w:val="1010"/>
         </w:numPr>
       </w:pPr>
       <w:r>
@@ -1527,13 +1627,13 @@
       <w:tr>
         <w:tc>
           <w:tcPr/>
-          <w:bookmarkStart w:id="33" w:name="fig-get-repo-url"/>
+          <w:bookmarkStart w:id="34" w:name="fig-get-repo-url"/>
           <w:p>
             <w:pPr>
               <w:pStyle w:val="Compact"/>
               <w:jc w:val="center"/>
             </w:pPr>
-            <w:hyperlink r:id="rId32">
+            <w:hyperlink r:id="rId33">
               <w:r>
                 <w:rPr>
                   <w:rStyle w:val="Hyperlink"/>
@@ -1555,7 +1655,7 @@
               <w:t xml:space="preserve">Figure 2.2: Video demonstration: copying the URL for your repository so it can be cloned to your local computer.</w:t>
             </w:r>
           </w:p>
-          <w:bookmarkEnd w:id="33"/>
+          <w:bookmarkEnd w:id="34"/>
         </w:tc>
       </w:tr>
     </w:tbl>
@@ -1564,7 +1664,7 @@
         <w:pStyle w:val="Compact"/>
         <w:numPr>
           <w:ilvl w:val="0"/>
-          <w:numId w:val="1010"/>
+          <w:numId w:val="1011"/>
         </w:numPr>
       </w:pPr>
       <w:r>
@@ -1597,8 +1697,8 @@
         <w:t xml:space="preserve">).</w:t>
       </w:r>
     </w:p>
-    <w:bookmarkEnd w:id="34"/>
-    <w:bookmarkStart w:id="43" w:name="Xf8516ea2076b093932ad6aa6f33704607595c67"/>
+    <w:bookmarkEnd w:id="35"/>
+    <w:bookmarkStart w:id="44" w:name="Xf8516ea2076b093932ad6aa6f33704607595c67"/>
     <w:p>
       <w:pPr>
         <w:pStyle w:val="Heading2"/>
@@ -1612,7 +1712,7 @@
         <w:pStyle w:val="Compact"/>
         <w:numPr>
           <w:ilvl w:val="0"/>
-          <w:numId w:val="1011"/>
+          <w:numId w:val="1012"/>
         </w:numPr>
       </w:pPr>
       <w:r>
@@ -1665,7 +1765,7 @@
         <w:pStyle w:val="Compact"/>
         <w:numPr>
           <w:ilvl w:val="0"/>
-          <w:numId w:val="1011"/>
+          <w:numId w:val="1012"/>
         </w:numPr>
       </w:pPr>
       <w:r>
@@ -1712,13 +1812,13 @@
       <w:tr>
         <w:tc>
           <w:tcPr/>
-          <w:bookmarkStart w:id="36" w:name="fig-clone-repo"/>
+          <w:bookmarkStart w:id="37" w:name="fig-clone-repo"/>
           <w:p>
             <w:pPr>
               <w:pStyle w:val="Compact"/>
               <w:jc w:val="center"/>
             </w:pPr>
-            <w:hyperlink r:id="rId35">
+            <w:hyperlink r:id="rId36">
               <w:r>
                 <w:rPr>
                   <w:rStyle w:val="Hyperlink"/>
@@ -1740,7 +1840,7 @@
               <w:t xml:space="preserve">Figure 2.3: Video demonstration of cloning the repository to your local computer, and configuring it to render the document at GitHub Pages.</w:t>
             </w:r>
           </w:p>
-          <w:bookmarkEnd w:id="36"/>
+          <w:bookmarkEnd w:id="37"/>
         </w:tc>
       </w:tr>
     </w:tbl>
@@ -1776,13 +1876,13 @@
       <w:tr>
         <w:tc>
           <w:tcPr/>
-          <w:bookmarkStart w:id="38" w:name="fig-repo-site"/>
+          <w:bookmarkStart w:id="39" w:name="fig-repo-site"/>
           <w:p>
             <w:pPr>
               <w:pStyle w:val="Compact"/>
               <w:jc w:val="center"/>
             </w:pPr>
-            <w:hyperlink r:id="rId37">
+            <w:hyperlink r:id="rId38">
               <w:r>
                 <w:rPr>
                   <w:rStyle w:val="Hyperlink"/>
@@ -1804,7 +1904,7 @@
               <w:t xml:space="preserve">Figure 2.4: Video demonstration of the published web materials.</w:t>
             </w:r>
           </w:p>
-          <w:bookmarkEnd w:id="38"/>
+          <w:bookmarkEnd w:id="39"/>
         </w:tc>
       </w:tr>
     </w:tbl>
@@ -1857,18 +1957,18 @@
                 <wp:inline>
                   <wp:extent cx="152400" cy="152400"/>
                   <wp:effectExtent b="0" l="0" r="0" t="0"/>
-                  <wp:docPr descr="" title="" id="39" name="Picture"/>
+                  <wp:docPr descr="" title="" id="40" name="Picture"/>
                   <a:graphic>
                     <a:graphicData uri="http://schemas.openxmlformats.org/drawingml/2006/picture">
                       <pic:pic>
                         <pic:nvPicPr>
-                          <pic:cNvPr descr="/opt/quarto/share/formats/docx/important.png" id="40" name="Picture"/>
+                          <pic:cNvPr descr="/opt/quarto/share/formats/docx/important.png" id="41" name="Picture"/>
                           <pic:cNvPicPr>
                             <a:picLocks noChangeArrowheads="1" noChangeAspect="1"/>
                           </pic:cNvPicPr>
                         </pic:nvPicPr>
                         <pic:blipFill>
-                          <a:blip r:embed="rId15"/>
+                          <a:blip r:embed="rId16"/>
                           <a:stretch>
                             <a:fillRect/>
                           </a:stretch>
@@ -1933,7 +2033,7 @@
               <w:pStyle w:val="Compact"/>
               <w:numPr>
                 <w:ilvl w:val="0"/>
-                <w:numId w:val="1012"/>
+                <w:numId w:val="1013"/>
               </w:numPr>
             </w:pPr>
             <w:r>
@@ -1986,7 +2086,7 @@
               <w:pStyle w:val="Compact"/>
               <w:numPr>
                 <w:ilvl w:val="0"/>
-                <w:numId w:val="1012"/>
+                <w:numId w:val="1013"/>
               </w:numPr>
             </w:pPr>
             <w:r>
@@ -2024,7 +2124,7 @@
               <w:pStyle w:val="Compact"/>
               <w:numPr>
                 <w:ilvl w:val="0"/>
-                <w:numId w:val="1012"/>
+                <w:numId w:val="1013"/>
               </w:numPr>
             </w:pPr>
             <w:r>
@@ -2059,13 +2159,13 @@
             <w:tr>
               <w:tc>
                 <w:tcPr/>
-                <w:bookmarkStart w:id="42" w:name="fig-repo-config"/>
+                <w:bookmarkStart w:id="43" w:name="fig-repo-config"/>
                 <w:p>
                   <w:pPr>
                     <w:pStyle w:val="Compact"/>
                     <w:jc w:val="center"/>
                   </w:pPr>
-                  <w:hyperlink r:id="rId41">
+                  <w:hyperlink r:id="rId42">
                     <w:r>
                       <w:rPr>
                         <w:rStyle w:val="Hyperlink"/>
@@ -2087,7 +2187,7 @@
                     <w:t xml:space="preserve">Figure 2.5: Video demonstration of the repository configuration.</w:t>
                   </w:r>
                 </w:p>
-                <w:bookmarkEnd w:id="42"/>
+                <w:bookmarkEnd w:id="43"/>
               </w:tc>
             </w:tr>
           </w:tbl>
@@ -2095,8 +2195,8 @@
         </w:tc>
       </w:tr>
     </w:tbl>
-    <w:bookmarkEnd w:id="43"/>
-    <w:bookmarkStart w:id="46" w:name="X2c7bf45044163147b98918947bb0f618f23f108"/>
+    <w:bookmarkEnd w:id="44"/>
+    <w:bookmarkStart w:id="47" w:name="X2c7bf45044163147b98918947bb0f618f23f108"/>
     <w:p>
       <w:pPr>
         <w:pStyle w:val="Heading2"/>
@@ -2191,7 +2291,7 @@
         <w:pStyle w:val="Compact"/>
         <w:numPr>
           <w:ilvl w:val="0"/>
-          <w:numId w:val="1013"/>
+          <w:numId w:val="1014"/>
         </w:numPr>
       </w:pPr>
       <w:r>
@@ -2212,7 +2312,7 @@
         <w:pStyle w:val="Compact"/>
         <w:numPr>
           <w:ilvl w:val="0"/>
-          <w:numId w:val="1013"/>
+          <w:numId w:val="1014"/>
         </w:numPr>
       </w:pPr>
       <w:r>
@@ -2233,7 +2333,7 @@
         <w:pStyle w:val="Compact"/>
         <w:numPr>
           <w:ilvl w:val="0"/>
-          <w:numId w:val="1013"/>
+          <w:numId w:val="1014"/>
         </w:numPr>
       </w:pPr>
       <w:r>
@@ -2275,7 +2375,7 @@
         <w:pStyle w:val="Compact"/>
         <w:numPr>
           <w:ilvl w:val="0"/>
-          <w:numId w:val="1013"/>
+          <w:numId w:val="1014"/>
         </w:numPr>
       </w:pPr>
       <w:r>
@@ -2287,7 +2387,7 @@
         <w:pStyle w:val="Compact"/>
         <w:numPr>
           <w:ilvl w:val="0"/>
-          <w:numId w:val="1013"/>
+          <w:numId w:val="1014"/>
         </w:numPr>
       </w:pPr>
       <w:r>
@@ -2307,13 +2407,13 @@
       <w:tr>
         <w:tc>
           <w:tcPr/>
-          <w:bookmarkStart w:id="45" w:name="fig-demo-commit"/>
+          <w:bookmarkStart w:id="46" w:name="fig-demo-commit"/>
           <w:p>
             <w:pPr>
               <w:pStyle w:val="Compact"/>
               <w:jc w:val="center"/>
             </w:pPr>
-            <w:hyperlink r:id="rId44">
+            <w:hyperlink r:id="rId45">
               <w:r>
                 <w:rPr>
                   <w:rStyle w:val="Hyperlink"/>
@@ -2335,7 +2435,7 @@
               <w:t xml:space="preserve">Figure 2.6: Video demonstration of the process of updating the public site by editing a file and pushing changes to the repository.</w:t>
             </w:r>
           </w:p>
-          <w:bookmarkEnd w:id="45"/>
+          <w:bookmarkEnd w:id="46"/>
         </w:tc>
       </w:tr>
     </w:tbl>
@@ -2344,7 +2444,7 @@
         <w:pStyle w:val="Compact"/>
         <w:numPr>
           <w:ilvl w:val="0"/>
-          <w:numId w:val="1014"/>
+          <w:numId w:val="1015"/>
         </w:numPr>
       </w:pPr>
       <w:r>
@@ -2400,7 +2500,7 @@
         <w:pStyle w:val="Compact"/>
         <w:numPr>
           <w:ilvl w:val="0"/>
-          <w:numId w:val="1014"/>
+          <w:numId w:val="1015"/>
         </w:numPr>
       </w:pPr>
       <w:r>
@@ -2441,7 +2541,7 @@
         <w:pStyle w:val="Compact"/>
         <w:numPr>
           <w:ilvl w:val="0"/>
-          <w:numId w:val="1014"/>
+          <w:numId w:val="1015"/>
         </w:numPr>
       </w:pPr>
       <w:r>
@@ -2453,7 +2553,7 @@
         <w:pStyle w:val="Compact"/>
         <w:numPr>
           <w:ilvl w:val="0"/>
-          <w:numId w:val="1014"/>
+          <w:numId w:val="1015"/>
         </w:numPr>
       </w:pPr>
       <w:r>
@@ -2510,7 +2610,7 @@
         <w:pStyle w:val="Compact"/>
         <w:numPr>
           <w:ilvl w:val="0"/>
-          <w:numId w:val="1014"/>
+          <w:numId w:val="1015"/>
         </w:numPr>
       </w:pPr>
       <w:r>
@@ -2553,7 +2653,7 @@
         <w:pStyle w:val="Compact"/>
         <w:numPr>
           <w:ilvl w:val="0"/>
-          <w:numId w:val="1014"/>
+          <w:numId w:val="1015"/>
         </w:numPr>
       </w:pPr>
       <w:r>
@@ -2596,7 +2696,7 @@
         <w:pStyle w:val="Compact"/>
         <w:numPr>
           <w:ilvl w:val="0"/>
-          <w:numId w:val="1014"/>
+          <w:numId w:val="1015"/>
         </w:numPr>
       </w:pPr>
       <w:r>
@@ -2608,7 +2708,7 @@
         <w:pStyle w:val="Compact"/>
         <w:numPr>
           <w:ilvl w:val="0"/>
-          <w:numId w:val="1014"/>
+          <w:numId w:val="1015"/>
         </w:numPr>
       </w:pPr>
       <w:r>
@@ -2650,7 +2750,7 @@
         <w:pStyle w:val="Compact"/>
         <w:numPr>
           <w:ilvl w:val="0"/>
-          <w:numId w:val="1014"/>
+          <w:numId w:val="1015"/>
         </w:numPr>
       </w:pPr>
       <w:r>
@@ -2671,9 +2771,9 @@
         <w:t xml:space="preserve">.</w:t>
       </w:r>
     </w:p>
-    <w:bookmarkEnd w:id="46"/>
     <w:bookmarkEnd w:id="47"/>
-    <w:bookmarkStart w:id="59" w:name="how-do-i"/>
+    <w:bookmarkEnd w:id="48"/>
+    <w:bookmarkStart w:id="60" w:name="how-do-i"/>
     <w:p>
       <w:pPr>
         <w:pStyle w:val="Heading1"/>
@@ -2700,7 +2800,7 @@
       <w:r>
         <w:t xml:space="preserve"> </w:t>
       </w:r>
-      <w:hyperlink r:id="rId48">
+      <w:hyperlink r:id="rId49">
         <w:r>
           <w:rPr>
             <w:rStyle w:val="Hyperlink"/>
@@ -2715,7 +2815,7 @@
         <w:t xml:space="preserve">dedicated to common tasks and specific kinds of presentation are included later in the template.</w:t>
       </w:r>
     </w:p>
-    <w:bookmarkStart w:id="55" w:name="create-a-new-page"/>
+    <w:bookmarkStart w:id="56" w:name="create-a-new-page"/>
     <w:p>
       <w:pPr>
         <w:pStyle w:val="Heading2"/>
@@ -2765,18 +2865,18 @@
                 <wp:inline>
                   <wp:extent cx="152400" cy="152400"/>
                   <wp:effectExtent b="0" l="0" r="0" t="0"/>
-                  <wp:docPr descr="" title="" id="49" name="Picture"/>
+                  <wp:docPr descr="" title="" id="50" name="Picture"/>
                   <a:graphic>
                     <a:graphicData uri="http://schemas.openxmlformats.org/drawingml/2006/picture">
                       <pic:pic>
                         <pic:nvPicPr>
-                          <pic:cNvPr descr="/opt/quarto/share/formats/docx/tip.png" id="50" name="Picture"/>
+                          <pic:cNvPr descr="/opt/quarto/share/formats/docx/tip.png" id="51" name="Picture"/>
                           <pic:cNvPicPr>
                             <a:picLocks noChangeArrowheads="1" noChangeAspect="1"/>
                           </pic:cNvPicPr>
                         </pic:nvPicPr>
                         <pic:blipFill>
-                          <a:blip r:embed="rId25"/>
+                          <a:blip r:embed="rId26"/>
                           <a:stretch>
                             <a:fillRect/>
                           </a:stretch>
@@ -2830,7 +2930,7 @@
               <w:pStyle w:val="Compact"/>
               <w:numPr>
                 <w:ilvl w:val="0"/>
-                <w:numId w:val="1015"/>
+                <w:numId w:val="1016"/>
               </w:numPr>
             </w:pPr>
             <w:r>
@@ -2842,7 +2942,7 @@
               <w:pStyle w:val="Compact"/>
               <w:numPr>
                 <w:ilvl w:val="0"/>
-                <w:numId w:val="1015"/>
+                <w:numId w:val="1016"/>
               </w:numPr>
             </w:pPr>
             <w:r>
@@ -2854,7 +2954,7 @@
               <w:pStyle w:val="Compact"/>
               <w:numPr>
                 <w:ilvl w:val="0"/>
-                <w:numId w:val="1015"/>
+                <w:numId w:val="1016"/>
               </w:numPr>
             </w:pPr>
             <w:r>
@@ -2881,7 +2981,7 @@
               <w:pStyle w:val="Compact"/>
               <w:numPr>
                 <w:ilvl w:val="0"/>
-                <w:numId w:val="1015"/>
+                <w:numId w:val="1016"/>
               </w:numPr>
             </w:pPr>
             <w:r>
@@ -2908,7 +3008,7 @@
               <w:pStyle w:val="Compact"/>
               <w:numPr>
                 <w:ilvl w:val="0"/>
-                <w:numId w:val="1015"/>
+                <w:numId w:val="1016"/>
               </w:numPr>
             </w:pPr>
             <w:r>
@@ -2920,7 +3020,7 @@
               <w:pStyle w:val="Compact"/>
               <w:numPr>
                 <w:ilvl w:val="0"/>
-                <w:numId w:val="1015"/>
+                <w:numId w:val="1016"/>
               </w:numPr>
             </w:pPr>
             <w:r>
@@ -3318,18 +3418,18 @@
                 <wp:inline>
                   <wp:extent cx="152400" cy="152400"/>
                   <wp:effectExtent b="0" l="0" r="0" t="0"/>
-                  <wp:docPr descr="" title="" id="51" name="Picture"/>
+                  <wp:docPr descr="" title="" id="52" name="Picture"/>
                   <a:graphic>
                     <a:graphicData uri="http://schemas.openxmlformats.org/drawingml/2006/picture">
                       <pic:pic>
                         <pic:nvPicPr>
-                          <pic:cNvPr descr="/opt/quarto/share/formats/docx/warning.png" id="52" name="Picture"/>
+                          <pic:cNvPr descr="/opt/quarto/share/formats/docx/warning.png" id="53" name="Picture"/>
                           <pic:cNvPicPr>
                             <a:picLocks noChangeArrowheads="1" noChangeAspect="1"/>
                           </pic:cNvPicPr>
                         </pic:nvPicPr>
                         <pic:blipFill>
-                          <a:blip r:embed="rId19"/>
+                          <a:blip r:embed="rId20"/>
                           <a:stretch>
                             <a:fillRect/>
                           </a:stretch>
@@ -3472,18 +3572,18 @@
                 <wp:inline>
                   <wp:extent cx="152400" cy="152400"/>
                   <wp:effectExtent b="0" l="0" r="0" t="0"/>
-                  <wp:docPr descr="" title="" id="53" name="Picture"/>
+                  <wp:docPr descr="" title="" id="54" name="Picture"/>
                   <a:graphic>
                     <a:graphicData uri="http://schemas.openxmlformats.org/drawingml/2006/picture">
                       <pic:pic>
                         <pic:nvPicPr>
-                          <pic:cNvPr descr="/opt/quarto/share/formats/docx/important.png" id="54" name="Picture"/>
+                          <pic:cNvPr descr="/opt/quarto/share/formats/docx/important.png" id="55" name="Picture"/>
                           <pic:cNvPicPr>
                             <a:picLocks noChangeArrowheads="1" noChangeAspect="1"/>
                           </pic:cNvPicPr>
                         </pic:nvPicPr>
                         <pic:blipFill>
-                          <a:blip r:embed="rId15"/>
+                          <a:blip r:embed="rId16"/>
                           <a:stretch>
                             <a:fillRect/>
                           </a:stretch>
@@ -3609,8 +3709,8 @@
         </w:tc>
       </w:tr>
     </w:tbl>
-    <w:bookmarkEnd w:id="55"/>
-    <w:bookmarkStart w:id="58" w:name="set-a-value-once-to-be-used-everywhere"/>
+    <w:bookmarkEnd w:id="56"/>
+    <w:bookmarkStart w:id="59" w:name="set-a-value-once-to-be-used-everywhere"/>
     <w:p>
       <w:pPr>
         <w:pStyle w:val="Heading2"/>
@@ -3724,18 +3824,18 @@
                 <wp:inline>
                   <wp:extent cx="152400" cy="152400"/>
                   <wp:effectExtent b="0" l="0" r="0" t="0"/>
-                  <wp:docPr descr="" title="" id="56" name="Picture"/>
+                  <wp:docPr descr="" title="" id="57" name="Picture"/>
                   <a:graphic>
                     <a:graphicData uri="http://schemas.openxmlformats.org/drawingml/2006/picture">
                       <pic:pic>
                         <pic:nvPicPr>
-                          <pic:cNvPr descr="/opt/quarto/share/formats/docx/tip.png" id="57" name="Picture"/>
+                          <pic:cNvPr descr="/opt/quarto/share/formats/docx/tip.png" id="58" name="Picture"/>
                           <pic:cNvPicPr>
                             <a:picLocks noChangeArrowheads="1" noChangeAspect="1"/>
                           </pic:cNvPicPr>
                         </pic:nvPicPr>
                         <pic:blipFill>
-                          <a:blip r:embed="rId25"/>
+                          <a:blip r:embed="rId26"/>
                           <a:stretch>
                             <a:fillRect/>
                           </a:stretch>
@@ -3800,7 +3900,7 @@
               <w:pStyle w:val="Compact"/>
               <w:numPr>
                 <w:ilvl w:val="0"/>
-                <w:numId w:val="1016"/>
+                <w:numId w:val="1017"/>
               </w:numPr>
             </w:pPr>
             <w:r>
@@ -3812,7 +3912,7 @@
               <w:pStyle w:val="Compact"/>
               <w:numPr>
                 <w:ilvl w:val="0"/>
-                <w:numId w:val="1016"/>
+                <w:numId w:val="1017"/>
               </w:numPr>
             </w:pPr>
             <w:r>
@@ -4109,7 +4209,7 @@
         <w:t xml:space="preserve">{{&lt; var phone.HW313 &gt;}}</w:t>
       </w:r>
     </w:p>
-    <w:bookmarkEnd w:id="58"/>
+    <w:bookmarkEnd w:id="59"/>
     <w:p>
       <w:pPr>
         <w:pStyle w:val="Heading2"/>
@@ -4417,8 +4517,8 @@
         <w:t xml:space="preserve">"This is another example of a `category.value` variable"</w:t>
       </w:r>
     </w:p>
-    <w:bookmarkEnd w:id="59"/>
-    <w:bookmarkStart w:id="110" w:name="useful-links"/>
+    <w:bookmarkEnd w:id="60"/>
+    <w:bookmarkStart w:id="111" w:name="useful-links"/>
     <w:p>
       <w:pPr>
         <w:pStyle w:val="Heading1"/>
@@ -4435,7 +4535,7 @@
         <w:t xml:space="preserve">This page provides links to online resources that may be useful when working with Quarto or this template.</w:t>
       </w:r>
     </w:p>
-    <w:bookmarkStart w:id="66" w:name="quarto"/>
+    <w:bookmarkStart w:id="67" w:name="quarto"/>
     <w:p>
       <w:pPr>
         <w:pStyle w:val="Heading2"/>
@@ -4449,10 +4549,10 @@
         <w:pStyle w:val="Compact"/>
         <w:numPr>
           <w:ilvl w:val="0"/>
-          <w:numId w:val="1017"/>
+          <w:numId w:val="1018"/>
         </w:numPr>
       </w:pPr>
-      <w:hyperlink r:id="rId60">
+      <w:hyperlink r:id="rId61">
         <w:r>
           <w:rPr>
             <w:rStyle w:val="Hyperlink"/>
@@ -4466,10 +4566,10 @@
         <w:pStyle w:val="Compact"/>
         <w:numPr>
           <w:ilvl w:val="0"/>
-          <w:numId w:val="1017"/>
+          <w:numId w:val="1018"/>
         </w:numPr>
       </w:pPr>
-      <w:hyperlink r:id="rId61">
+      <w:hyperlink r:id="rId62">
         <w:r>
           <w:rPr>
             <w:rStyle w:val="Hyperlink"/>
@@ -4502,7 +4602,7 @@
         </w:r>
       </w:hyperlink>
     </w:p>
-    <w:bookmarkStart w:id="65" w:name="markdown-1"/>
+    <w:bookmarkStart w:id="66" w:name="markdown-1"/>
     <w:p>
       <w:pPr>
         <w:pStyle w:val="Heading3"/>
@@ -4516,10 +4616,10 @@
         <w:pStyle w:val="Compact"/>
         <w:numPr>
           <w:ilvl w:val="0"/>
-          <w:numId w:val="1018"/>
+          <w:numId w:val="1019"/>
         </w:numPr>
       </w:pPr>
-      <w:hyperlink r:id="rId62">
+      <w:hyperlink r:id="rId63">
         <w:r>
           <w:rPr>
             <w:rStyle w:val="Hyperlink"/>
@@ -4533,10 +4633,10 @@
         <w:pStyle w:val="Compact"/>
         <w:numPr>
           <w:ilvl w:val="0"/>
-          <w:numId w:val="1018"/>
+          <w:numId w:val="1019"/>
         </w:numPr>
       </w:pPr>
-      <w:hyperlink r:id="rId63">
+      <w:hyperlink r:id="rId64">
         <w:r>
           <w:rPr>
             <w:rStyle w:val="VerbatimChar"/>
@@ -4562,10 +4662,10 @@
         <w:pStyle w:val="Compact"/>
         <w:numPr>
           <w:ilvl w:val="0"/>
-          <w:numId w:val="1018"/>
+          <w:numId w:val="1019"/>
         </w:numPr>
       </w:pPr>
-      <w:hyperlink r:id="rId64">
+      <w:hyperlink r:id="rId65">
         <w:r>
           <w:rPr>
             <w:rStyle w:val="VerbatimChar"/>
@@ -4586,9 +4686,9 @@
         </w:r>
       </w:hyperlink>
     </w:p>
-    <w:bookmarkEnd w:id="65"/>
     <w:bookmarkEnd w:id="66"/>
-    <w:bookmarkStart w:id="81" w:name="r"/>
+    <w:bookmarkEnd w:id="67"/>
+    <w:bookmarkStart w:id="82" w:name="r"/>
     <w:p>
       <w:pPr>
         <w:pStyle w:val="Heading2"/>
@@ -4611,10 +4711,10 @@
         <w:pStyle w:val="Compact"/>
         <w:numPr>
           <w:ilvl w:val="0"/>
-          <w:numId w:val="1019"/>
+          <w:numId w:val="1020"/>
         </w:numPr>
       </w:pPr>
-      <w:hyperlink r:id="rId67">
+      <w:hyperlink r:id="rId68">
         <w:r>
           <w:rPr>
             <w:rStyle w:val="Hyperlink"/>
@@ -4652,10 +4752,10 @@
         <w:pStyle w:val="Compact"/>
         <w:numPr>
           <w:ilvl w:val="0"/>
-          <w:numId w:val="1019"/>
+          <w:numId w:val="1020"/>
         </w:numPr>
       </w:pPr>
-      <w:hyperlink r:id="rId68">
+      <w:hyperlink r:id="rId69">
         <w:r>
           <w:rPr>
             <w:rStyle w:val="VerbatimChar"/>
@@ -4676,7 +4776,7 @@
         </w:r>
       </w:hyperlink>
     </w:p>
-    <w:bookmarkStart w:id="74" w:name="data-processing"/>
+    <w:bookmarkStart w:id="75" w:name="data-processing"/>
     <w:p>
       <w:pPr>
         <w:pStyle w:val="Heading3"/>
@@ -4690,10 +4790,10 @@
         <w:pStyle w:val="Compact"/>
         <w:numPr>
           <w:ilvl w:val="0"/>
-          <w:numId w:val="1020"/>
+          <w:numId w:val="1021"/>
         </w:numPr>
       </w:pPr>
-      <w:hyperlink r:id="rId69">
+      <w:hyperlink r:id="rId70">
         <w:r>
           <w:rPr>
             <w:rStyle w:val="VerbatimChar"/>
@@ -4719,10 +4819,10 @@
         <w:pStyle w:val="Compact"/>
         <w:numPr>
           <w:ilvl w:val="0"/>
-          <w:numId w:val="1020"/>
+          <w:numId w:val="1021"/>
         </w:numPr>
       </w:pPr>
-      <w:hyperlink r:id="rId70">
+      <w:hyperlink r:id="rId71">
         <w:r>
           <w:rPr>
             <w:rStyle w:val="VerbatimChar"/>
@@ -4748,10 +4848,10 @@
         <w:pStyle w:val="Compact"/>
         <w:numPr>
           <w:ilvl w:val="0"/>
-          <w:numId w:val="1020"/>
+          <w:numId w:val="1021"/>
         </w:numPr>
       </w:pPr>
-      <w:hyperlink r:id="rId71">
+      <w:hyperlink r:id="rId72">
         <w:r>
           <w:rPr>
             <w:rStyle w:val="VerbatimChar"/>
@@ -4777,10 +4877,10 @@
         <w:pStyle w:val="Compact"/>
         <w:numPr>
           <w:ilvl w:val="0"/>
-          <w:numId w:val="1020"/>
+          <w:numId w:val="1021"/>
         </w:numPr>
       </w:pPr>
-      <w:hyperlink r:id="rId72">
+      <w:hyperlink r:id="rId73">
         <w:r>
           <w:rPr>
             <w:rStyle w:val="VerbatimChar"/>
@@ -4806,10 +4906,10 @@
         <w:pStyle w:val="Compact"/>
         <w:numPr>
           <w:ilvl w:val="0"/>
-          <w:numId w:val="1020"/>
+          <w:numId w:val="1021"/>
         </w:numPr>
       </w:pPr>
-      <w:hyperlink r:id="rId73">
+      <w:hyperlink r:id="rId74">
         <w:r>
           <w:rPr>
             <w:rStyle w:val="VerbatimChar"/>
@@ -4830,8 +4930,8 @@
         </w:r>
       </w:hyperlink>
     </w:p>
-    <w:bookmarkEnd w:id="74"/>
-    <w:bookmarkStart w:id="78" w:name="data-visualisation"/>
+    <w:bookmarkEnd w:id="75"/>
+    <w:bookmarkStart w:id="79" w:name="data-visualisation"/>
     <w:p>
       <w:pPr>
         <w:pStyle w:val="Heading3"/>
@@ -4845,10 +4945,10 @@
         <w:pStyle w:val="Compact"/>
         <w:numPr>
           <w:ilvl w:val="0"/>
-          <w:numId w:val="1021"/>
+          <w:numId w:val="1022"/>
         </w:numPr>
       </w:pPr>
-      <w:hyperlink r:id="rId75">
+      <w:hyperlink r:id="rId76">
         <w:r>
           <w:rPr>
             <w:rStyle w:val="VerbatimChar"/>
@@ -4874,10 +4974,10 @@
         <w:pStyle w:val="Compact"/>
         <w:numPr>
           <w:ilvl w:val="0"/>
-          <w:numId w:val="1021"/>
+          <w:numId w:val="1022"/>
         </w:numPr>
       </w:pPr>
-      <w:hyperlink r:id="rId76">
+      <w:hyperlink r:id="rId77">
         <w:r>
           <w:rPr>
             <w:rStyle w:val="VerbatimChar"/>
@@ -4903,10 +5003,10 @@
         <w:pStyle w:val="Compact"/>
         <w:numPr>
           <w:ilvl w:val="0"/>
-          <w:numId w:val="1021"/>
+          <w:numId w:val="1022"/>
         </w:numPr>
       </w:pPr>
-      <w:hyperlink r:id="rId77">
+      <w:hyperlink r:id="rId78">
         <w:r>
           <w:rPr>
             <w:rStyle w:val="VerbatimChar"/>
@@ -4927,8 +5027,8 @@
         </w:r>
       </w:hyperlink>
     </w:p>
-    <w:bookmarkEnd w:id="78"/>
-    <w:bookmarkStart w:id="80" w:name="shiny"/>
+    <w:bookmarkEnd w:id="79"/>
+    <w:bookmarkStart w:id="81" w:name="shiny"/>
     <w:p>
       <w:pPr>
         <w:pStyle w:val="Heading3"/>
@@ -4951,10 +5051,10 @@
         <w:pStyle w:val="Compact"/>
         <w:numPr>
           <w:ilvl w:val="0"/>
-          <w:numId w:val="1022"/>
+          <w:numId w:val="1023"/>
         </w:numPr>
       </w:pPr>
-      <w:hyperlink r:id="rId79">
+      <w:hyperlink r:id="rId80">
         <w:r>
           <w:rPr>
             <w:rStyle w:val="VerbatimChar"/>
@@ -4975,9 +5075,9 @@
         </w:r>
       </w:hyperlink>
     </w:p>
-    <w:bookmarkEnd w:id="80"/>
     <w:bookmarkEnd w:id="81"/>
-    <w:bookmarkStart w:id="90" w:name="rstudio"/>
+    <w:bookmarkEnd w:id="82"/>
+    <w:bookmarkStart w:id="91" w:name="rstudio"/>
     <w:p>
       <w:pPr>
         <w:pStyle w:val="Heading2"/>
@@ -5000,10 +5100,10 @@
         <w:pStyle w:val="Compact"/>
         <w:numPr>
           <w:ilvl w:val="0"/>
-          <w:numId w:val="1023"/>
+          <w:numId w:val="1024"/>
         </w:numPr>
       </w:pPr>
-      <w:hyperlink r:id="rId82">
+      <w:hyperlink r:id="rId83">
         <w:r>
           <w:rPr>
             <w:rStyle w:val="VerbatimChar"/>
@@ -5029,10 +5129,10 @@
         <w:pStyle w:val="Compact"/>
         <w:numPr>
           <w:ilvl w:val="0"/>
-          <w:numId w:val="1023"/>
+          <w:numId w:val="1024"/>
         </w:numPr>
       </w:pPr>
-      <w:hyperlink r:id="rId83">
+      <w:hyperlink r:id="rId84">
         <w:r>
           <w:rPr>
             <w:rStyle w:val="VerbatimChar"/>
@@ -5058,10 +5158,10 @@
         <w:pStyle w:val="Compact"/>
         <w:numPr>
           <w:ilvl w:val="0"/>
-          <w:numId w:val="1023"/>
+          <w:numId w:val="1024"/>
         </w:numPr>
       </w:pPr>
-      <w:hyperlink r:id="rId84">
+      <w:hyperlink r:id="rId85">
         <w:r>
           <w:rPr>
             <w:rStyle w:val="Hyperlink"/>
@@ -5118,7 +5218,7 @@
         </w:r>
       </w:hyperlink>
     </w:p>
-    <w:bookmarkStart w:id="87" w:name="shiny-1"/>
+    <w:bookmarkStart w:id="88" w:name="shiny-1"/>
     <w:p>
       <w:pPr>
         <w:pStyle w:val="Heading3"/>
@@ -5141,10 +5241,10 @@
         <w:pStyle w:val="Compact"/>
         <w:numPr>
           <w:ilvl w:val="0"/>
-          <w:numId w:val="1024"/>
+          <w:numId w:val="1025"/>
         </w:numPr>
       </w:pPr>
-      <w:hyperlink r:id="rId85">
+      <w:hyperlink r:id="rId86">
         <w:r>
           <w:rPr>
             <w:rStyle w:val="VerbatimChar"/>
@@ -5164,10 +5264,10 @@
         <w:pStyle w:val="Compact"/>
         <w:numPr>
           <w:ilvl w:val="0"/>
-          <w:numId w:val="1024"/>
+          <w:numId w:val="1025"/>
         </w:numPr>
       </w:pPr>
-      <w:hyperlink r:id="rId86">
+      <w:hyperlink r:id="rId87">
         <w:r>
           <w:rPr>
             <w:rStyle w:val="VerbatimChar"/>
@@ -5188,8 +5288,8 @@
         </w:r>
       </w:hyperlink>
     </w:p>
-    <w:bookmarkEnd w:id="87"/>
-    <w:bookmarkStart w:id="89" w:name="webr"/>
+    <w:bookmarkEnd w:id="88"/>
+    <w:bookmarkStart w:id="90" w:name="webr"/>
     <w:p>
       <w:pPr>
         <w:pStyle w:val="Heading3"/>
@@ -5212,10 +5312,10 @@
         <w:pStyle w:val="Compact"/>
         <w:numPr>
           <w:ilvl w:val="0"/>
-          <w:numId w:val="1025"/>
+          <w:numId w:val="1026"/>
         </w:numPr>
       </w:pPr>
-      <w:hyperlink r:id="rId88">
+      <w:hyperlink r:id="rId89">
         <w:r>
           <w:rPr>
             <w:rStyle w:val="VerbatimChar"/>
@@ -5236,9 +5336,9 @@
         </w:r>
       </w:hyperlink>
     </w:p>
-    <w:bookmarkEnd w:id="89"/>
     <w:bookmarkEnd w:id="90"/>
-    <w:bookmarkStart w:id="98" w:name="version-control-with-git-and-github"/>
+    <w:bookmarkEnd w:id="91"/>
+    <w:bookmarkStart w:id="99" w:name="version-control-with-git-and-github"/>
     <w:p>
       <w:pPr>
         <w:pStyle w:val="Heading2"/>
@@ -5262,7 +5362,7 @@
         <w:t xml:space="preserve">and GitHub</w:t>
       </w:r>
     </w:p>
-    <w:bookmarkStart w:id="94" w:name="git"/>
+    <w:bookmarkStart w:id="95" w:name="git"/>
     <w:p>
       <w:pPr>
         <w:pStyle w:val="Heading3"/>
@@ -5285,10 +5385,10 @@
         <w:pStyle w:val="Compact"/>
         <w:numPr>
           <w:ilvl w:val="0"/>
-          <w:numId w:val="1026"/>
+          <w:numId w:val="1027"/>
         </w:numPr>
       </w:pPr>
-      <w:hyperlink r:id="rId91">
+      <w:hyperlink r:id="rId92">
         <w:r>
           <w:rPr>
             <w:rStyle w:val="Hyperlink"/>
@@ -5326,10 +5426,10 @@
         <w:pStyle w:val="Compact"/>
         <w:numPr>
           <w:ilvl w:val="0"/>
-          <w:numId w:val="1026"/>
+          <w:numId w:val="1027"/>
         </w:numPr>
       </w:pPr>
-      <w:hyperlink r:id="rId92">
+      <w:hyperlink r:id="rId93">
         <w:r>
           <w:rPr>
             <w:rStyle w:val="Hyperlink"/>
@@ -5367,10 +5467,10 @@
         <w:pStyle w:val="Compact"/>
         <w:numPr>
           <w:ilvl w:val="0"/>
-          <w:numId w:val="1026"/>
+          <w:numId w:val="1027"/>
         </w:numPr>
       </w:pPr>
-      <w:hyperlink r:id="rId93">
+      <w:hyperlink r:id="rId94">
         <w:r>
           <w:rPr>
             <w:rStyle w:val="Hyperlink"/>
@@ -5415,8 +5515,8 @@
         </w:r>
       </w:hyperlink>
     </w:p>
-    <w:bookmarkEnd w:id="94"/>
-    <w:bookmarkStart w:id="97" w:name="github"/>
+    <w:bookmarkEnd w:id="95"/>
+    <w:bookmarkStart w:id="98" w:name="github"/>
     <w:p>
       <w:pPr>
         <w:pStyle w:val="Heading3"/>
@@ -5430,10 +5530,10 @@
         <w:pStyle w:val="Compact"/>
         <w:numPr>
           <w:ilvl w:val="0"/>
-          <w:numId w:val="1027"/>
+          <w:numId w:val="1028"/>
         </w:numPr>
       </w:pPr>
-      <w:hyperlink r:id="rId95">
+      <w:hyperlink r:id="rId96">
         <w:r>
           <w:rPr>
             <w:rStyle w:val="Hyperlink"/>
@@ -5447,10 +5547,10 @@
         <w:pStyle w:val="Compact"/>
         <w:numPr>
           <w:ilvl w:val="0"/>
-          <w:numId w:val="1027"/>
+          <w:numId w:val="1028"/>
         </w:numPr>
       </w:pPr>
-      <w:hyperlink r:id="rId22">
+      <w:hyperlink r:id="rId23">
         <w:r>
           <w:rPr>
             <w:rStyle w:val="Hyperlink"/>
@@ -5464,10 +5564,10 @@
         <w:pStyle w:val="Compact"/>
         <w:numPr>
           <w:ilvl w:val="0"/>
-          <w:numId w:val="1027"/>
+          <w:numId w:val="1028"/>
         </w:numPr>
       </w:pPr>
-      <w:hyperlink r:id="rId96">
+      <w:hyperlink r:id="rId97">
         <w:r>
           <w:rPr>
             <w:rStyle w:val="Hyperlink"/>
@@ -5506,9 +5606,9 @@
         </w:r>
       </w:hyperlink>
     </w:p>
-    <w:bookmarkEnd w:id="97"/>
     <w:bookmarkEnd w:id="98"/>
-    <w:bookmarkStart w:id="109" w:name="cheatsheets"/>
+    <w:bookmarkEnd w:id="99"/>
+    <w:bookmarkStart w:id="110" w:name="cheatsheets"/>
     <w:p>
       <w:pPr>
         <w:pStyle w:val="Heading2"/>
@@ -5522,10 +5622,10 @@
         <w:pStyle w:val="Compact"/>
         <w:numPr>
           <w:ilvl w:val="0"/>
-          <w:numId w:val="1028"/>
+          <w:numId w:val="1029"/>
         </w:numPr>
       </w:pPr>
-      <w:hyperlink r:id="rId99">
+      <w:hyperlink r:id="rId100">
         <w:r>
           <w:rPr>
             <w:rStyle w:val="Hyperlink"/>
@@ -5539,10 +5639,10 @@
         <w:pStyle w:val="Compact"/>
         <w:numPr>
           <w:ilvl w:val="0"/>
-          <w:numId w:val="1028"/>
+          <w:numId w:val="1029"/>
         </w:numPr>
       </w:pPr>
-      <w:hyperlink r:id="rId100">
+      <w:hyperlink r:id="rId101">
         <w:r>
           <w:rPr>
             <w:rStyle w:val="VerbatimChar"/>
@@ -5568,10 +5668,10 @@
         <w:pStyle w:val="Compact"/>
         <w:numPr>
           <w:ilvl w:val="0"/>
-          <w:numId w:val="1028"/>
+          <w:numId w:val="1029"/>
         </w:numPr>
       </w:pPr>
-      <w:hyperlink r:id="rId101">
+      <w:hyperlink r:id="rId102">
         <w:r>
           <w:rPr>
             <w:rStyle w:val="VerbatimChar"/>
@@ -5597,10 +5697,10 @@
         <w:pStyle w:val="Compact"/>
         <w:numPr>
           <w:ilvl w:val="0"/>
-          <w:numId w:val="1028"/>
+          <w:numId w:val="1029"/>
         </w:numPr>
       </w:pPr>
-      <w:hyperlink r:id="rId102">
+      <w:hyperlink r:id="rId103">
         <w:r>
           <w:rPr>
             <w:rStyle w:val="VerbatimChar"/>
@@ -5626,10 +5726,10 @@
         <w:pStyle w:val="Compact"/>
         <w:numPr>
           <w:ilvl w:val="0"/>
-          <w:numId w:val="1028"/>
+          <w:numId w:val="1029"/>
         </w:numPr>
       </w:pPr>
-      <w:hyperlink r:id="rId103">
+      <w:hyperlink r:id="rId104">
         <w:r>
           <w:rPr>
             <w:rStyle w:val="VerbatimChar"/>
@@ -5655,10 +5755,10 @@
         <w:pStyle w:val="Compact"/>
         <w:numPr>
           <w:ilvl w:val="0"/>
-          <w:numId w:val="1028"/>
+          <w:numId w:val="1029"/>
         </w:numPr>
       </w:pPr>
-      <w:hyperlink r:id="rId104">
+      <w:hyperlink r:id="rId105">
         <w:r>
           <w:rPr>
             <w:rStyle w:val="VerbatimChar"/>
@@ -5684,10 +5784,10 @@
         <w:pStyle w:val="Compact"/>
         <w:numPr>
           <w:ilvl w:val="0"/>
-          <w:numId w:val="1028"/>
+          <w:numId w:val="1029"/>
         </w:numPr>
       </w:pPr>
-      <w:hyperlink r:id="rId105">
+      <w:hyperlink r:id="rId106">
         <w:r>
           <w:rPr>
             <w:rStyle w:val="VerbatimChar"/>
@@ -5713,10 +5813,10 @@
         <w:pStyle w:val="Compact"/>
         <w:numPr>
           <w:ilvl w:val="0"/>
-          <w:numId w:val="1028"/>
+          <w:numId w:val="1029"/>
         </w:numPr>
       </w:pPr>
-      <w:hyperlink r:id="rId106">
+      <w:hyperlink r:id="rId107">
         <w:r>
           <w:rPr>
             <w:rStyle w:val="VerbatimChar"/>
@@ -5742,10 +5842,10 @@
         <w:pStyle w:val="Compact"/>
         <w:numPr>
           <w:ilvl w:val="0"/>
-          <w:numId w:val="1028"/>
+          <w:numId w:val="1029"/>
         </w:numPr>
       </w:pPr>
-      <w:hyperlink r:id="rId107">
+      <w:hyperlink r:id="rId108">
         <w:r>
           <w:rPr>
             <w:rStyle w:val="VerbatimChar"/>
@@ -5771,10 +5871,10 @@
         <w:pStyle w:val="Compact"/>
         <w:numPr>
           <w:ilvl w:val="0"/>
-          <w:numId w:val="1028"/>
+          <w:numId w:val="1029"/>
         </w:numPr>
       </w:pPr>
-      <w:hyperlink r:id="rId108">
+      <w:hyperlink r:id="rId109">
         <w:r>
           <w:rPr>
             <w:rStyle w:val="Hyperlink"/>
@@ -5783,9 +5883,9 @@
         </w:r>
       </w:hyperlink>
     </w:p>
-    <w:bookmarkEnd w:id="109"/>
     <w:bookmarkEnd w:id="110"/>
-    <w:bookmarkStart w:id="131" w:name="custom-callouts"/>
+    <w:bookmarkEnd w:id="111"/>
+    <w:bookmarkStart w:id="132" w:name="custom-callouts"/>
     <w:p>
       <w:pPr>
         <w:pStyle w:val="Heading1"/>
@@ -5804,7 +5904,7 @@
       <w:r>
         <w:t xml:space="preserve"> </w:t>
       </w:r>
-      <w:hyperlink r:id="rId111">
+      <w:hyperlink r:id="rId112">
         <w:r>
           <w:rPr>
             <w:rStyle w:val="VerbatimChar"/>
@@ -5824,10 +5924,10 @@
         <w:pStyle w:val="Compact"/>
         <w:numPr>
           <w:ilvl w:val="0"/>
-          <w:numId w:val="1029"/>
+          <w:numId w:val="1030"/>
         </w:numPr>
       </w:pPr>
-      <w:hyperlink r:id="rId112">
+      <w:hyperlink r:id="rId113">
         <w:r>
           <w:rPr>
             <w:rStyle w:val="VerbatimChar"/>
@@ -5853,10 +5953,10 @@
         <w:pStyle w:val="Compact"/>
         <w:numPr>
           <w:ilvl w:val="0"/>
-          <w:numId w:val="1029"/>
+          <w:numId w:val="1030"/>
         </w:numPr>
       </w:pPr>
-      <w:hyperlink r:id="rId111">
+      <w:hyperlink r:id="rId112">
         <w:r>
           <w:rPr>
             <w:rStyle w:val="VerbatimChar"/>
@@ -5877,7 +5977,7 @@
         </w:r>
       </w:hyperlink>
     </w:p>
-    <w:bookmarkStart w:id="124" w:name="introduction-1"/>
+    <w:bookmarkStart w:id="125" w:name="introduction-1"/>
     <w:p>
       <w:pPr>
         <w:pStyle w:val="Heading2"/>
@@ -5935,18 +6035,18 @@
                 <wp:inline>
                   <wp:extent cx="152400" cy="152400"/>
                   <wp:effectExtent b="0" l="0" r="0" t="0"/>
-                  <wp:docPr descr="" title="" id="114" name="Picture"/>
+                  <wp:docPr descr="" title="" id="115" name="Picture"/>
                   <a:graphic>
                     <a:graphicData uri="http://schemas.openxmlformats.org/drawingml/2006/picture">
                       <pic:pic>
                         <pic:nvPicPr>
-                          <pic:cNvPr descr="/opt/quarto/share/formats/docx/caution.png" id="115" name="Picture"/>
+                          <pic:cNvPr descr="/opt/quarto/share/formats/docx/caution.png" id="116" name="Picture"/>
                           <pic:cNvPicPr>
                             <a:picLocks noChangeArrowheads="1" noChangeAspect="1"/>
                           </pic:cNvPicPr>
                         </pic:nvPicPr>
                         <pic:blipFill>
-                          <a:blip r:embed="rId113"/>
+                          <a:blip r:embed="rId114"/>
                           <a:stretch>
                             <a:fillRect/>
                           </a:stretch>
@@ -6088,18 +6188,18 @@
                 <wp:inline>
                   <wp:extent cx="152400" cy="152400"/>
                   <wp:effectExtent b="0" l="0" r="0" t="0"/>
-                  <wp:docPr descr="" title="" id="116" name="Picture"/>
+                  <wp:docPr descr="" title="" id="117" name="Picture"/>
                   <a:graphic>
                     <a:graphicData uri="http://schemas.openxmlformats.org/drawingml/2006/picture">
                       <pic:pic>
                         <pic:nvPicPr>
-                          <pic:cNvPr descr="/opt/quarto/share/formats/docx/important.png" id="117" name="Picture"/>
+                          <pic:cNvPr descr="/opt/quarto/share/formats/docx/important.png" id="118" name="Picture"/>
                           <pic:cNvPicPr>
                             <a:picLocks noChangeArrowheads="1" noChangeAspect="1"/>
                           </pic:cNvPicPr>
                         </pic:nvPicPr>
                         <pic:blipFill>
-                          <a:blip r:embed="rId15"/>
+                          <a:blip r:embed="rId16"/>
                           <a:stretch>
                             <a:fillRect/>
                           </a:stretch>
@@ -6241,18 +6341,18 @@
                 <wp:inline>
                   <wp:extent cx="152400" cy="152400"/>
                   <wp:effectExtent b="0" l="0" r="0" t="0"/>
-                  <wp:docPr descr="" title="" id="118" name="Picture"/>
+                  <wp:docPr descr="" title="" id="119" name="Picture"/>
                   <a:graphic>
                     <a:graphicData uri="http://schemas.openxmlformats.org/drawingml/2006/picture">
                       <pic:pic>
                         <pic:nvPicPr>
-                          <pic:cNvPr descr="/opt/quarto/share/formats/docx/tip.png" id="119" name="Picture"/>
+                          <pic:cNvPr descr="/opt/quarto/share/formats/docx/tip.png" id="120" name="Picture"/>
                           <pic:cNvPicPr>
                             <a:picLocks noChangeArrowheads="1" noChangeAspect="1"/>
                           </pic:cNvPicPr>
                         </pic:nvPicPr>
                         <pic:blipFill>
-                          <a:blip r:embed="rId25"/>
+                          <a:blip r:embed="rId26"/>
                           <a:stretch>
                             <a:fillRect/>
                           </a:stretch>
@@ -6394,18 +6494,18 @@
                 <wp:inline>
                   <wp:extent cx="152400" cy="152400"/>
                   <wp:effectExtent b="0" l="0" r="0" t="0"/>
-                  <wp:docPr descr="" title="" id="120" name="Picture"/>
+                  <wp:docPr descr="" title="" id="121" name="Picture"/>
                   <a:graphic>
                     <a:graphicData uri="http://schemas.openxmlformats.org/drawingml/2006/picture">
                       <pic:pic>
                         <pic:nvPicPr>
-                          <pic:cNvPr descr="/opt/quarto/share/formats/docx/tip.png" id="121" name="Picture"/>
+                          <pic:cNvPr descr="/opt/quarto/share/formats/docx/tip.png" id="122" name="Picture"/>
                           <pic:cNvPicPr>
                             <a:picLocks noChangeArrowheads="1" noChangeAspect="1"/>
                           </pic:cNvPicPr>
                         </pic:nvPicPr>
                         <pic:blipFill>
-                          <a:blip r:embed="rId25"/>
+                          <a:blip r:embed="rId26"/>
                           <a:stretch>
                             <a:fillRect/>
                           </a:stretch>
@@ -6547,18 +6647,18 @@
                 <wp:inline>
                   <wp:extent cx="152400" cy="152400"/>
                   <wp:effectExtent b="0" l="0" r="0" t="0"/>
-                  <wp:docPr descr="" title="" id="122" name="Picture"/>
+                  <wp:docPr descr="" title="" id="123" name="Picture"/>
                   <a:graphic>
                     <a:graphicData uri="http://schemas.openxmlformats.org/drawingml/2006/picture">
                       <pic:pic>
                         <pic:nvPicPr>
-                          <pic:cNvPr descr="/opt/quarto/share/formats/docx/caution.png" id="123" name="Picture"/>
+                          <pic:cNvPr descr="/opt/quarto/share/formats/docx/caution.png" id="124" name="Picture"/>
                           <pic:cNvPicPr>
                             <a:picLocks noChangeArrowheads="1" noChangeAspect="1"/>
                           </pic:cNvPicPr>
                         </pic:nvPicPr>
                         <pic:blipFill>
-                          <a:blip r:embed="rId113"/>
+                          <a:blip r:embed="rId114"/>
                           <a:stretch>
                             <a:fillRect/>
                           </a:stretch>
@@ -6663,8 +6763,8 @@
         <w:t xml:space="preserve">extension allows us to make our own callouts.</w:t>
       </w:r>
     </w:p>
-    <w:bookmarkEnd w:id="124"/>
-    <w:bookmarkStart w:id="129" w:name="defining-a-new-callout"/>
+    <w:bookmarkEnd w:id="125"/>
+    <w:bookmarkStart w:id="130" w:name="defining-a-new-callout"/>
     <w:p>
       <w:pPr>
         <w:pStyle w:val="Heading2"/>
@@ -6962,18 +7062,18 @@
                 <wp:inline>
                   <wp:extent cx="152400" cy="152400"/>
                   <wp:effectExtent b="0" l="0" r="0" t="0"/>
-                  <wp:docPr descr="" title="" id="125" name="Picture"/>
+                  <wp:docPr descr="" title="" id="126" name="Picture"/>
                   <a:graphic>
                     <a:graphicData uri="http://schemas.openxmlformats.org/drawingml/2006/picture">
                       <pic:pic>
                         <pic:nvPicPr>
-                          <pic:cNvPr descr="/opt/quarto/share/formats/docx/warning.png" id="126" name="Picture"/>
+                          <pic:cNvPr descr="/opt/quarto/share/formats/docx/warning.png" id="127" name="Picture"/>
                           <pic:cNvPicPr>
                             <a:picLocks noChangeArrowheads="1" noChangeAspect="1"/>
                           </pic:cNvPicPr>
                         </pic:nvPicPr>
                         <pic:blipFill>
-                          <a:blip r:embed="rId19"/>
+                          <a:blip r:embed="rId20"/>
                           <a:stretch>
                             <a:fillRect/>
                           </a:stretch>
@@ -7101,18 +7201,18 @@
                 <wp:inline>
                   <wp:extent cx="152400" cy="152400"/>
                   <wp:effectExtent b="0" l="0" r="0" t="0"/>
-                  <wp:docPr descr="" title="" id="127" name="Picture"/>
+                  <wp:docPr descr="" title="" id="128" name="Picture"/>
                   <a:graphic>
                     <a:graphicData uri="http://schemas.openxmlformats.org/drawingml/2006/picture">
                       <pic:pic>
                         <pic:nvPicPr>
-                          <pic:cNvPr descr="/opt/quarto/share/formats/docx/tip.png" id="128" name="Picture"/>
+                          <pic:cNvPr descr="/opt/quarto/share/formats/docx/tip.png" id="129" name="Picture"/>
                           <pic:cNvPicPr>
                             <a:picLocks noChangeArrowheads="1" noChangeAspect="1"/>
                           </pic:cNvPicPr>
                         </pic:nvPicPr>
                         <pic:blipFill>
-                          <a:blip r:embed="rId25"/>
+                          <a:blip r:embed="rId26"/>
                           <a:stretch>
                             <a:fillRect/>
                           </a:stretch>
@@ -7191,8 +7291,8 @@
         </w:tc>
       </w:tr>
     </w:tbl>
-    <w:bookmarkEnd w:id="129"/>
-    <w:bookmarkStart w:id="130" w:name="custom-callouts-in-this-template"/>
+    <w:bookmarkEnd w:id="130"/>
+    <w:bookmarkStart w:id="131" w:name="custom-callouts-in-this-template"/>
     <w:p>
       <w:pPr>
         <w:pStyle w:val="Heading2"/>
@@ -8137,9 +8237,9 @@
         </w:tc>
       </w:tr>
     </w:tbl>
-    <w:bookmarkEnd w:id="130"/>
     <w:bookmarkEnd w:id="131"/>
-    <w:bookmarkStart w:id="141" w:name="embedding-video-files"/>
+    <w:bookmarkEnd w:id="132"/>
+    <w:bookmarkStart w:id="142" w:name="embedding-video-files"/>
     <w:p>
       <w:pPr>
         <w:pStyle w:val="Heading1"/>
@@ -8161,10 +8261,10 @@
         <w:pStyle w:val="Compact"/>
         <w:numPr>
           <w:ilvl w:val="0"/>
-          <w:numId w:val="1030"/>
+          <w:numId w:val="1031"/>
         </w:numPr>
       </w:pPr>
-      <w:hyperlink r:id="rId132">
+      <w:hyperlink r:id="rId133">
         <w:r>
           <w:rPr>
             <w:rStyle w:val="Hyperlink"/>
@@ -8173,7 +8273,7 @@
         </w:r>
       </w:hyperlink>
     </w:p>
-    <w:bookmarkStart w:id="136" w:name="embedding-a-video"/>
+    <w:bookmarkStart w:id="137" w:name="embedding-a-video"/>
     <w:p>
       <w:pPr>
         <w:pStyle w:val="Heading2"/>
@@ -8228,7 +8328,7 @@
         <w:t xml:space="preserve">{{&lt; video URL_TO_VIDEO &gt;}}</w:t>
       </w:r>
     </w:p>
-    <w:bookmarkStart w:id="135" w:name="local-file"/>
+    <w:bookmarkStart w:id="136" w:name="local-file"/>
     <w:p>
       <w:pPr>
         <w:pStyle w:val="Heading3"/>
@@ -8278,18 +8378,18 @@
                 <wp:inline>
                   <wp:extent cx="152400" cy="152400"/>
                   <wp:effectExtent b="0" l="0" r="0" t="0"/>
-                  <wp:docPr descr="" title="" id="133" name="Picture"/>
+                  <wp:docPr descr="" title="" id="134" name="Picture"/>
                   <a:graphic>
                     <a:graphicData uri="http://schemas.openxmlformats.org/drawingml/2006/picture">
                       <pic:pic>
                         <pic:nvPicPr>
-                          <pic:cNvPr descr="/opt/quarto/share/formats/docx/tip.png" id="134" name="Picture"/>
+                          <pic:cNvPr descr="/opt/quarto/share/formats/docx/tip.png" id="135" name="Picture"/>
                           <pic:cNvPicPr>
                             <a:picLocks noChangeArrowheads="1" noChangeAspect="1"/>
                           </pic:cNvPicPr>
                         </pic:nvPicPr>
                         <pic:blipFill>
-                          <a:blip r:embed="rId25"/>
+                          <a:blip r:embed="rId26"/>
                           <a:stretch>
                             <a:fillRect/>
                           </a:stretch>
@@ -8368,8 +8468,8 @@
         </w:tc>
       </w:tr>
     </w:tbl>
-    <w:bookmarkEnd w:id="135"/>
     <w:bookmarkEnd w:id="136"/>
+    <w:bookmarkEnd w:id="137"/>
     <w:p>
       <w:pPr>
         <w:pStyle w:val="Heading2"/>
@@ -8382,7 +8482,7 @@
       <w:pPr>
         <w:pStyle w:val="FirstParagraph"/>
       </w:pPr>
-      <w:hyperlink r:id="rId32">
+      <w:hyperlink r:id="rId33">
         <w:r>
           <w:rPr>
             <w:rStyle w:val="Hyperlink"/>
@@ -8410,7 +8510,7 @@
         <w:t xml:space="preserve">{{&lt; video assets/videos/template-tutorial-video-1a.mp4 &gt;}}</w:t>
       </w:r>
     </w:p>
-    <w:bookmarkStart w:id="137" w:name="remote-video-file"/>
+    <w:bookmarkStart w:id="138" w:name="remote-video-file"/>
     <w:p>
       <w:pPr>
         <w:pStyle w:val="Heading3"/>
@@ -8419,7 +8519,7 @@
         <w:t xml:space="preserve">6.1.2 Remote video file</w:t>
       </w:r>
     </w:p>
-    <w:bookmarkEnd w:id="137"/>
+    <w:bookmarkEnd w:id="138"/>
     <w:p>
       <w:pPr>
         <w:pStyle w:val="Heading2"/>
@@ -8432,7 +8532,7 @@
       <w:pPr>
         <w:pStyle w:val="FirstParagraph"/>
       </w:pPr>
-      <w:hyperlink r:id="rId138">
+      <w:hyperlink r:id="rId139">
         <w:r>
           <w:rPr>
             <w:rStyle w:val="Hyperlink"/>
@@ -8460,7 +8560,7 @@
         <w:t xml:space="preserve">{{&lt; video https://youtu.be/dQw4w9WgXcQ?si=_BZIcKuz9U91pGqB &gt;}}</w:t>
       </w:r>
     </w:p>
-    <w:bookmarkStart w:id="139" w:name="cross-referencing-videos"/>
+    <w:bookmarkStart w:id="140" w:name="cross-referencing-videos"/>
     <w:p>
       <w:pPr>
         <w:pStyle w:val="Heading3"/>
@@ -8507,7 +8607,7 @@
         <w:t xml:space="preserve">method.</w:t>
       </w:r>
     </w:p>
-    <w:bookmarkEnd w:id="139"/>
+    <w:bookmarkEnd w:id="140"/>
     <w:p>
       <w:pPr>
         <w:pStyle w:val="Heading2"/>
@@ -8529,13 +8629,13 @@
       <w:tr>
         <w:tc>
           <w:tcPr/>
-          <w:bookmarkStart w:id="140" w:name="fig-example-1"/>
+          <w:bookmarkStart w:id="141" w:name="fig-example-1"/>
           <w:p>
             <w:pPr>
               <w:pStyle w:val="Compact"/>
               <w:jc w:val="center"/>
             </w:pPr>
-            <w:hyperlink r:id="rId32">
+            <w:hyperlink r:id="rId33">
               <w:r>
                 <w:rPr>
                   <w:rStyle w:val="Hyperlink"/>
@@ -8557,7 +8657,7 @@
               <w:t xml:space="preserve">Figure 6.1: This is an example video with cross-referencing (and a legend!)</w:t>
             </w:r>
           </w:p>
-          <w:bookmarkEnd w:id="140"/>
+          <w:bookmarkEnd w:id="141"/>
         </w:tc>
       </w:tr>
     </w:tbl>
@@ -8647,8 +8747,8 @@
         <w:t xml:space="preserve">And it's cross-referenced like this (@fig-example-1).</w:t>
       </w:r>
     </w:p>
-    <w:bookmarkEnd w:id="141"/>
-    <w:bookmarkStart w:id="157" w:name="embedding-pdf-files"/>
+    <w:bookmarkEnd w:id="142"/>
+    <w:bookmarkStart w:id="158" w:name="embedding-pdf-files"/>
     <w:p>
       <w:pPr>
         <w:pStyle w:val="Heading1"/>
@@ -8721,18 +8821,18 @@
                 <wp:inline>
                   <wp:extent cx="152400" cy="152400"/>
                   <wp:effectExtent b="0" l="0" r="0" t="0"/>
-                  <wp:docPr descr="" title="" id="142" name="Picture"/>
+                  <wp:docPr descr="" title="" id="143" name="Picture"/>
                   <a:graphic>
                     <a:graphicData uri="http://schemas.openxmlformats.org/drawingml/2006/picture">
                       <pic:pic>
                         <pic:nvPicPr>
-                          <pic:cNvPr descr="/opt/quarto/share/formats/docx/warning.png" id="143" name="Picture"/>
+                          <pic:cNvPr descr="/opt/quarto/share/formats/docx/warning.png" id="144" name="Picture"/>
                           <pic:cNvPicPr>
                             <a:picLocks noChangeArrowheads="1" noChangeAspect="1"/>
                           </pic:cNvPicPr>
                         </pic:nvPicPr>
                         <pic:blipFill>
-                          <a:blip r:embed="rId19"/>
+                          <a:blip r:embed="rId20"/>
                           <a:stretch>
                             <a:fillRect/>
                           </a:stretch>
@@ -8796,7 +8896,7 @@
         </w:tc>
       </w:tr>
     </w:tbl>
-    <w:bookmarkStart w:id="144" w:name="native-embedding"/>
+    <w:bookmarkStart w:id="145" w:name="native-embedding"/>
     <w:p>
       <w:pPr>
         <w:pStyle w:val="Heading2"/>
@@ -8824,7 +8924,7 @@
         <w:t xml:space="preserve">![An example PDF document](example.pdf)</w:t>
       </w:r>
     </w:p>
-    <w:bookmarkEnd w:id="144"/>
+    <w:bookmarkEnd w:id="145"/>
     <w:p>
       <w:pPr>
         <w:pStyle w:val="Heading2"/>
@@ -8842,18 +8942,18 @@
           <wp:inline>
             <wp:extent cx="5334000" cy="7010400"/>
             <wp:effectExtent b="0" l="0" r="0" t="0"/>
-            <wp:docPr descr="Kiepas et al. (2024)" title="" id="146" name="Picture"/>
+            <wp:docPr descr="Kiepas et al. (2024)" title="" id="147" name="Picture"/>
             <a:graphic>
               <a:graphicData uri="http://schemas.openxmlformats.org/drawingml/2006/picture">
                 <pic:pic>
                   <pic:nvPicPr>
-                    <pic:cNvPr descr="assets/papers/kiepas_et_al_2024.pdf" id="147" name="Picture"/>
+                    <pic:cNvPr descr="assets/papers/kiepas_et_al_2024.pdf" id="148" name="Picture"/>
                     <pic:cNvPicPr>
                       <a:picLocks noChangeArrowheads="1" noChangeAspect="1"/>
                     </pic:cNvPicPr>
                   </pic:nvPicPr>
                   <pic:blipFill>
-                    <a:blip r:embed="rId145"/>
+                    <a:blip r:embed="rId146"/>
                     <a:stretch>
                       <a:fillRect/>
                     </a:stretch>
@@ -8923,7 +9023,7 @@
         <w:t xml:space="preserve">![Kiepas _et al._ (2024)](assets/papers/kiepas_et_al_2024.pdf)</w:t>
       </w:r>
     </w:p>
-    <w:bookmarkStart w:id="148" w:name="controlling-embedded-document-size"/>
+    <w:bookmarkStart w:id="149" w:name="controlling-embedded-document-size"/>
     <w:p>
       <w:pPr>
         <w:pStyle w:val="Heading3"/>
@@ -8957,7 +9057,7 @@
         <w:t xml:space="preserve">{width=80% height=300px}</w:t>
       </w:r>
     </w:p>
-    <w:bookmarkEnd w:id="148"/>
+    <w:bookmarkEnd w:id="149"/>
     <w:p>
       <w:pPr>
         <w:pStyle w:val="Heading2"/>
@@ -8975,18 +9075,18 @@
           <wp:inline>
             <wp:extent cx="2174184" cy="2857500"/>
             <wp:effectExtent b="0" l="0" r="0" t="0"/>
-            <wp:docPr descr="Kiepas et al. (2024)" title="" id="149" name="Picture"/>
+            <wp:docPr descr="Kiepas et al. (2024)" title="" id="150" name="Picture"/>
             <a:graphic>
               <a:graphicData uri="http://schemas.openxmlformats.org/drawingml/2006/picture">
                 <pic:pic>
                   <pic:nvPicPr>
-                    <pic:cNvPr descr="assets/papers/kiepas_et_al_2024.pdf" id="150" name="Picture"/>
+                    <pic:cNvPr descr="assets/papers/kiepas_et_al_2024.pdf" id="151" name="Picture"/>
                     <pic:cNvPicPr>
                       <a:picLocks noChangeArrowheads="1" noChangeAspect="1"/>
                     </pic:cNvPicPr>
                   </pic:nvPicPr>
                   <pic:blipFill>
-                    <a:blip r:embed="rId145"/>
+                    <a:blip r:embed="rId146"/>
                     <a:stretch>
                       <a:fillRect/>
                     </a:stretch>
@@ -9062,7 +9162,7 @@
         <w:t xml:space="preserve">{width=100% height=300px}</w:t>
       </w:r>
     </w:p>
-    <w:bookmarkStart w:id="154" w:name="embedpdf"/>
+    <w:bookmarkStart w:id="155" w:name="embedpdf"/>
     <w:p>
       <w:pPr>
         <w:pStyle w:val="Heading2"/>
@@ -9102,10 +9202,10 @@
         <w:pStyle w:val="Compact"/>
         <w:numPr>
           <w:ilvl w:val="0"/>
-          <w:numId w:val="1031"/>
+          <w:numId w:val="1032"/>
         </w:numPr>
       </w:pPr>
-      <w:hyperlink r:id="rId151">
+      <w:hyperlink r:id="rId152">
         <w:r>
           <w:rPr>
             <w:rStyle w:val="VerbatimChar"/>
@@ -9131,10 +9231,10 @@
         <w:pStyle w:val="Compact"/>
         <w:numPr>
           <w:ilvl w:val="0"/>
-          <w:numId w:val="1031"/>
+          <w:numId w:val="1032"/>
         </w:numPr>
       </w:pPr>
-      <w:hyperlink r:id="rId152">
+      <w:hyperlink r:id="rId153">
         <w:r>
           <w:rPr>
             <w:rStyle w:val="VerbatimChar"/>
@@ -9177,7 +9277,7 @@
       <w:r>
         <w:t xml:space="preserve"> </w:t>
       </w:r>
-      <w:hyperlink r:id="rId153">
+      <w:hyperlink r:id="rId154">
         <w:r>
           <w:rPr>
             <w:rStyle w:val="Hyperlink"/>
@@ -9200,7 +9300,7 @@
         <w:t xml:space="preserve">{{&lt; pdf example.pdf &gt;}}</w:t>
       </w:r>
     </w:p>
-    <w:bookmarkEnd w:id="154"/>
+    <w:bookmarkEnd w:id="155"/>
     <w:p>
       <w:pPr>
         <w:pStyle w:val="Heading2"/>
@@ -9228,7 +9328,7 @@
         <w:t xml:space="preserve">{{&lt; pdf assets/papers/kiepas_et_al_2024.pdf &gt;}}</w:t>
       </w:r>
     </w:p>
-    <w:bookmarkStart w:id="155" w:name="controlling-embedded-document-size-1"/>
+    <w:bookmarkStart w:id="156" w:name="controlling-embedded-document-size-1"/>
     <w:p>
       <w:pPr>
         <w:pStyle w:val="Heading3"/>
@@ -9256,7 +9356,7 @@
         <w:t xml:space="preserve">{{&lt; pdf example.pdf height=200px width=80%&gt;}}</w:t>
       </w:r>
     </w:p>
-    <w:bookmarkEnd w:id="155"/>
+    <w:bookmarkEnd w:id="156"/>
     <w:p>
       <w:pPr>
         <w:pStyle w:val="Heading2"/>
@@ -9284,7 +9384,7 @@
         <w:t xml:space="preserve">{{&lt; pdf assets/papers/kiepas_et_al_2024.pdf height=300px width=100% &gt;}}</w:t>
       </w:r>
     </w:p>
-    <w:bookmarkStart w:id="156" w:name="installing-embedpdf"/>
+    <w:bookmarkStart w:id="157" w:name="installing-embedpdf"/>
     <w:p>
       <w:pPr>
         <w:pStyle w:val="Heading3"/>
@@ -9342,9 +9442,9 @@
         <w:t xml:space="preserve"> add jmgirard/embedpdf</w:t>
       </w:r>
     </w:p>
-    <w:bookmarkEnd w:id="156"/>
     <w:bookmarkEnd w:id="157"/>
-    <w:bookmarkStart w:id="178" w:name="interactive-multiple-choice-questions"/>
+    <w:bookmarkEnd w:id="158"/>
+    <w:bookmarkStart w:id="179" w:name="interactive-multiple-choice-questions"/>
     <w:p>
       <w:pPr>
         <w:pStyle w:val="Heading1"/>
@@ -9363,7 +9463,7 @@
       <w:r>
         <w:t xml:space="preserve"> </w:t>
       </w:r>
-      <w:hyperlink r:id="rId158">
+      <w:hyperlink r:id="rId159">
         <w:r>
           <w:rPr>
             <w:rStyle w:val="VerbatimChar"/>
@@ -9392,10 +9492,10 @@
         <w:pStyle w:val="Compact"/>
         <w:numPr>
           <w:ilvl w:val="0"/>
-          <w:numId w:val="1032"/>
+          <w:numId w:val="1033"/>
         </w:numPr>
       </w:pPr>
-      <w:hyperlink r:id="rId159">
+      <w:hyperlink r:id="rId160">
         <w:r>
           <w:rPr>
             <w:rStyle w:val="VerbatimChar"/>
@@ -9421,10 +9521,10 @@
         <w:pStyle w:val="Compact"/>
         <w:numPr>
           <w:ilvl w:val="0"/>
-          <w:numId w:val="1032"/>
+          <w:numId w:val="1033"/>
         </w:numPr>
       </w:pPr>
-      <w:hyperlink r:id="rId158">
+      <w:hyperlink r:id="rId159">
         <w:r>
           <w:rPr>
             <w:rStyle w:val="VerbatimChar"/>
@@ -9445,7 +9545,7 @@
         </w:r>
       </w:hyperlink>
     </w:p>
-    <w:bookmarkStart w:id="161" w:name="multiple-choice-questions"/>
+    <w:bookmarkStart w:id="162" w:name="multiple-choice-questions"/>
     <w:p>
       <w:pPr>
         <w:pStyle w:val="Heading2"/>
@@ -9454,7 +9554,7 @@
         <w:t xml:space="preserve">8.1 Multiple Choice Questions</w:t>
       </w:r>
     </w:p>
-    <w:bookmarkStart w:id="160" w:name="basic-mcq"/>
+    <w:bookmarkStart w:id="161" w:name="basic-mcq"/>
     <w:p>
       <w:pPr>
         <w:pStyle w:val="Heading3"/>
@@ -9501,8 +9601,8 @@
         <w:t xml:space="preserve">tab to see how to write the markdown for it).</w:t>
       </w:r>
     </w:p>
-    <w:bookmarkEnd w:id="160"/>
     <w:bookmarkEnd w:id="161"/>
+    <w:bookmarkEnd w:id="162"/>
     <w:p>
       <w:pPr>
         <w:pStyle w:val="Heading2"/>
@@ -9773,18 +9873,18 @@
                 <wp:inline>
                   <wp:extent cx="152400" cy="152400"/>
                   <wp:effectExtent b="0" l="0" r="0" t="0"/>
-                  <wp:docPr descr="" title="" id="162" name="Picture"/>
+                  <wp:docPr descr="" title="" id="163" name="Picture"/>
                   <a:graphic>
                     <a:graphicData uri="http://schemas.openxmlformats.org/drawingml/2006/picture">
                       <pic:pic>
                         <pic:nvPicPr>
-                          <pic:cNvPr descr="/opt/quarto/share/formats/docx/caution.png" id="163" name="Picture"/>
+                          <pic:cNvPr descr="/opt/quarto/share/formats/docx/caution.png" id="164" name="Picture"/>
                           <pic:cNvPicPr>
                             <a:picLocks noChangeArrowheads="1" noChangeAspect="1"/>
                           </pic:cNvPicPr>
                         </pic:nvPicPr>
                         <pic:blipFill>
-                          <a:blip r:embed="rId113"/>
+                          <a:blip r:embed="rId114"/>
                           <a:stretch>
                             <a:fillRect/>
                           </a:stretch>
@@ -9849,7 +9949,7 @@
               <w:pStyle w:val="Compact"/>
               <w:numPr>
                 <w:ilvl w:val="0"/>
-                <w:numId w:val="1033"/>
+                <w:numId w:val="1034"/>
               </w:numPr>
             </w:pPr>
             <w:r>
@@ -9892,7 +9992,7 @@
               <w:pStyle w:val="Compact"/>
               <w:numPr>
                 <w:ilvl w:val="0"/>
-                <w:numId w:val="1033"/>
+                <w:numId w:val="1034"/>
               </w:numPr>
             </w:pPr>
             <w:r>
@@ -9935,7 +10035,7 @@
               <w:pStyle w:val="Compact"/>
               <w:numPr>
                 <w:ilvl w:val="0"/>
-                <w:numId w:val="1033"/>
+                <w:numId w:val="1034"/>
               </w:numPr>
             </w:pPr>
             <w:r>
@@ -10001,7 +10101,7 @@
         <w:t xml:space="preserve">from which the reader can choose one option. On clicking the option, the reader receives very basic feedback: a red cross (incorrect) or green tick (correct).</w:t>
       </w:r>
     </w:p>
-    <w:bookmarkStart w:id="164" w:name="add-a-clear-answer-button"/>
+    <w:bookmarkStart w:id="165" w:name="add-a-clear-answer-button"/>
     <w:p>
       <w:pPr>
         <w:pStyle w:val="Heading3"/>
@@ -10057,7 +10157,7 @@
         <w:t xml:space="preserve">button, which unchecks the reader’s selected answer.</w:t>
       </w:r>
     </w:p>
-    <w:bookmarkEnd w:id="164"/>
+    <w:bookmarkEnd w:id="165"/>
     <w:p>
       <w:pPr>
         <w:pStyle w:val="Heading2"/>
@@ -10349,18 +10449,18 @@
                 <wp:inline>
                   <wp:extent cx="152400" cy="152400"/>
                   <wp:effectExtent b="0" l="0" r="0" t="0"/>
-                  <wp:docPr descr="" title="" id="165" name="Picture"/>
+                  <wp:docPr descr="" title="" id="166" name="Picture"/>
                   <a:graphic>
                     <a:graphicData uri="http://schemas.openxmlformats.org/drawingml/2006/picture">
                       <pic:pic>
                         <pic:nvPicPr>
-                          <pic:cNvPr descr="/opt/quarto/share/formats/docx/important.png" id="166" name="Picture"/>
+                          <pic:cNvPr descr="/opt/quarto/share/formats/docx/important.png" id="167" name="Picture"/>
                           <pic:cNvPicPr>
                             <a:picLocks noChangeArrowheads="1" noChangeAspect="1"/>
                           </pic:cNvPicPr>
                         </pic:nvPicPr>
                         <pic:blipFill>
-                          <a:blip r:embed="rId15"/>
+                          <a:blip r:embed="rId16"/>
                           <a:stretch>
                             <a:fillRect/>
                           </a:stretch>
@@ -10469,7 +10569,7 @@
         </w:tc>
       </w:tr>
     </w:tbl>
-    <w:bookmarkStart w:id="167" w:name="add-a-hint-button"/>
+    <w:bookmarkStart w:id="168" w:name="add-a-hint-button"/>
     <w:p>
       <w:pPr>
         <w:pStyle w:val="Heading3"/>
@@ -10510,7 +10610,7 @@
         <w:t xml:space="preserve">button, which the reader can use to get a clue to the answer.</w:t>
       </w:r>
     </w:p>
-    <w:bookmarkEnd w:id="167"/>
+    <w:bookmarkEnd w:id="168"/>
     <w:p>
       <w:pPr>
         <w:pStyle w:val="Heading2"/>
@@ -10870,18 +10970,18 @@
                 <wp:inline>
                   <wp:extent cx="152400" cy="152400"/>
                   <wp:effectExtent b="0" l="0" r="0" t="0"/>
-                  <wp:docPr descr="" title="" id="168" name="Picture"/>
+                  <wp:docPr descr="" title="" id="169" name="Picture"/>
                   <a:graphic>
                     <a:graphicData uri="http://schemas.openxmlformats.org/drawingml/2006/picture">
                       <pic:pic>
                         <pic:nvPicPr>
-                          <pic:cNvPr descr="/opt/quarto/share/formats/docx/important.png" id="169" name="Picture"/>
+                          <pic:cNvPr descr="/opt/quarto/share/formats/docx/important.png" id="170" name="Picture"/>
                           <pic:cNvPicPr>
                             <a:picLocks noChangeArrowheads="1" noChangeAspect="1"/>
                           </pic:cNvPicPr>
                         </pic:nvPicPr>
                         <pic:blipFill>
-                          <a:blip r:embed="rId15"/>
+                          <a:blip r:embed="rId16"/>
                           <a:stretch>
                             <a:fillRect/>
                           </a:stretch>
@@ -11027,7 +11127,7 @@
         </w:tc>
       </w:tr>
     </w:tbl>
-    <w:bookmarkStart w:id="170" w:name="add-an-answer-button"/>
+    <w:bookmarkStart w:id="171" w:name="add-an-answer-button"/>
     <w:p>
       <w:pPr>
         <w:pStyle w:val="Heading3"/>
@@ -11056,7 +11156,7 @@
         <w:t xml:space="preserve">We can add a further button to provide students with the answer we’d like them to read, directly.</w:t>
       </w:r>
     </w:p>
-    <w:bookmarkEnd w:id="170"/>
+    <w:bookmarkEnd w:id="171"/>
     <w:p>
       <w:pPr>
         <w:pStyle w:val="Heading2"/>
@@ -11451,18 +11551,18 @@
                 <wp:inline>
                   <wp:extent cx="152400" cy="152400"/>
                   <wp:effectExtent b="0" l="0" r="0" t="0"/>
-                  <wp:docPr descr="" title="" id="171" name="Picture"/>
+                  <wp:docPr descr="" title="" id="172" name="Picture"/>
                   <a:graphic>
                     <a:graphicData uri="http://schemas.openxmlformats.org/drawingml/2006/picture">
                       <pic:pic>
                         <pic:nvPicPr>
-                          <pic:cNvPr descr="/opt/quarto/share/formats/docx/important.png" id="172" name="Picture"/>
+                          <pic:cNvPr descr="/opt/quarto/share/formats/docx/important.png" id="173" name="Picture"/>
                           <pic:cNvPicPr>
                             <a:picLocks noChangeArrowheads="1" noChangeAspect="1"/>
                           </pic:cNvPicPr>
                         </pic:nvPicPr>
                         <pic:blipFill>
-                          <a:blip r:embed="rId15"/>
+                          <a:blip r:embed="rId16"/>
                           <a:stretch>
                             <a:fillRect/>
                           </a:stretch>
@@ -11557,7 +11657,7 @@
         </w:tc>
       </w:tr>
     </w:tbl>
-    <w:bookmarkStart w:id="173" w:name="placing-an-mcq-in-a-custom-callout"/>
+    <w:bookmarkStart w:id="174" w:name="placing-an-mcq-in-a-custom-callout"/>
     <w:p>
       <w:pPr>
         <w:pStyle w:val="Heading3"/>
@@ -11589,7 +11689,7 @@
         <w:t xml:space="preserve">which can be used to make MCQ stand out a bit more, with a consistent visual style.</w:t>
       </w:r>
     </w:p>
-    <w:bookmarkEnd w:id="173"/>
+    <w:bookmarkEnd w:id="174"/>
     <w:p>
       <w:pPr>
         <w:pStyle w:val="Heading2"/>
@@ -12023,7 +12123,7 @@
         <w:t xml:space="preserve">:::</w:t>
       </w:r>
     </w:p>
-    <w:bookmarkStart w:id="177" w:name="randomising-question-values"/>
+    <w:bookmarkStart w:id="178" w:name="randomising-question-values"/>
     <w:p>
       <w:pPr>
         <w:pStyle w:val="Heading3"/>
@@ -12135,18 +12235,18 @@
                 <wp:inline>
                   <wp:extent cx="152400" cy="152400"/>
                   <wp:effectExtent b="0" l="0" r="0" t="0"/>
-                  <wp:docPr descr="" title="" id="174" name="Picture"/>
+                  <wp:docPr descr="" title="" id="175" name="Picture"/>
                   <a:graphic>
                     <a:graphicData uri="http://schemas.openxmlformats.org/drawingml/2006/picture">
                       <pic:pic>
                         <pic:nvPicPr>
-                          <pic:cNvPr descr="/opt/quarto/share/formats/docx/caution.png" id="175" name="Picture"/>
+                          <pic:cNvPr descr="/opt/quarto/share/formats/docx/caution.png" id="176" name="Picture"/>
                           <pic:cNvPicPr>
                             <a:picLocks noChangeArrowheads="1" noChangeAspect="1"/>
                           </pic:cNvPicPr>
                         </pic:nvPicPr>
                         <pic:blipFill>
-                          <a:blip r:embed="rId113"/>
+                          <a:blip r:embed="rId114"/>
                           <a:stretch>
                             <a:fillRect/>
                           </a:stretch>
@@ -12244,7 +12344,7 @@
             <w:r>
               <w:t xml:space="preserve"> </w:t>
             </w:r>
-            <w:hyperlink r:id="rId79">
+            <w:hyperlink r:id="rId80">
               <w:r>
                 <w:rPr>
                   <w:rStyle w:val="Hyperlink"/>
@@ -12261,7 +12361,7 @@
             <w:r>
               <w:t xml:space="preserve"> </w:t>
             </w:r>
-            <w:hyperlink r:id="rId85">
+            <w:hyperlink r:id="rId86">
               <w:r>
                 <w:rPr>
                   <w:rStyle w:val="Hyperlink"/>
@@ -12278,7 +12378,7 @@
             <w:r>
               <w:t xml:space="preserve"> </w:t>
             </w:r>
-            <w:hyperlink r:id="rId176">
+            <w:hyperlink r:id="rId177">
               <w:r>
                 <w:rPr>
                   <w:rStyle w:val="Hyperlink"/>
@@ -12294,7 +12394,7 @@
         </w:tc>
       </w:tr>
     </w:tbl>
-    <w:bookmarkEnd w:id="177"/>
+    <w:bookmarkEnd w:id="178"/>
     <w:p>
       <w:pPr>
         <w:pStyle w:val="Heading2"/>
@@ -12360,7 +12460,7 @@
               <w:pStyle w:val="BodyText"/>
             </w:pPr>
             <w:r>
-              <w:t xml:space="preserve">What is the sum of 9 and 16?</w:t>
+              <w:t xml:space="preserve">What is the sum of 2 and 11?</w:t>
             </w:r>
           </w:p>
           <w:p>
@@ -12368,7 +12468,7 @@
               <w:pStyle w:val="BodyText"/>
             </w:pPr>
             <w:r>
-              <w:t xml:space="preserve">-7</w:t>
+              <w:t xml:space="preserve">-9</w:t>
             </w:r>
           </w:p>
           <w:p>
@@ -12376,7 +12476,7 @@
               <w:pStyle w:val="BodyText"/>
             </w:pPr>
             <w:r>
-              <w:t xml:space="preserve">25</w:t>
+              <w:t xml:space="preserve">13</w:t>
             </w:r>
           </w:p>
           <w:p>
@@ -12384,7 +12484,7 @@
               <w:pStyle w:val="BodyText"/>
             </w:pPr>
             <w:r>
-              <w:t xml:space="preserve">7</w:t>
+              <w:t xml:space="preserve">9</w:t>
             </w:r>
           </w:p>
           <w:p>
@@ -12392,7 +12492,7 @@
               <w:pStyle w:val="BodyText"/>
             </w:pPr>
             <w:r>
-              <w:t xml:space="preserve">144</w:t>
+              <w:t xml:space="preserve">22</w:t>
             </w:r>
           </w:p>
           <w:p>
@@ -12400,7 +12500,7 @@
               <w:pStyle w:val="BodyText"/>
             </w:pPr>
             <w:r>
-              <w:t xml:space="preserve">You need to add the two numbers 9 and 16</w:t>
+              <w:t xml:space="preserve">You need to add the two numbers 2 and 11</w:t>
             </w:r>
           </w:p>
           <w:p>
@@ -12408,7 +12508,7 @@
               <w:pStyle w:val="BodyText"/>
             </w:pPr>
             <w:r>
-              <w:t xml:space="preserve">9 + 16 = 25</w:t>
+              <w:t xml:space="preserve">2 + 11 = 13</w:t>
             </w:r>
           </w:p>
           <w:p/>
@@ -12954,8 +13054,8 @@
         <w:t xml:space="preserve">)</w:t>
       </w:r>
     </w:p>
-    <w:bookmarkEnd w:id="178"/>
-    <w:bookmarkStart w:id="215" w:name="webr-playground"/>
+    <w:bookmarkEnd w:id="179"/>
+    <w:bookmarkStart w:id="216" w:name="webr-playground"/>
     <w:p>
       <w:pPr>
         <w:pStyle w:val="Heading1"/>
@@ -13029,7 +13129,7 @@
         <w:t xml:space="preserve">library(tidyverse)</w:t>
       </w:r>
     </w:p>
-    <w:bookmarkStart w:id="179" w:name="introduction-2"/>
+    <w:bookmarkStart w:id="180" w:name="introduction-2"/>
     <w:p>
       <w:pPr>
         <w:pStyle w:val="Heading2"/>
@@ -13048,7 +13148,7 @@
       <w:r>
         <w:t xml:space="preserve"> </w:t>
       </w:r>
-      <w:hyperlink r:id="rId88">
+      <w:hyperlink r:id="rId89">
         <w:r>
           <w:rPr>
             <w:rStyle w:val="VerbatimChar"/>
@@ -13083,10 +13183,10 @@
         <w:pStyle w:val="Compact"/>
         <w:numPr>
           <w:ilvl w:val="0"/>
-          <w:numId w:val="1034"/>
+          <w:numId w:val="1035"/>
         </w:numPr>
       </w:pPr>
-      <w:hyperlink r:id="rId88">
+      <w:hyperlink r:id="rId89">
         <w:r>
           <w:rPr>
             <w:rStyle w:val="VerbatimChar"/>
@@ -13107,8 +13207,8 @@
         </w:r>
       </w:hyperlink>
     </w:p>
-    <w:bookmarkEnd w:id="179"/>
-    <w:bookmarkStart w:id="180" w:name="playground"/>
+    <w:bookmarkEnd w:id="180"/>
+    <w:bookmarkStart w:id="181" w:name="playground"/>
     <w:p>
       <w:pPr>
         <w:pStyle w:val="Heading2"/>
@@ -13117,7 +13217,7 @@
         <w:t xml:space="preserve">9.2 Playground</w:t>
       </w:r>
     </w:p>
-    <w:bookmarkEnd w:id="180"/>
+    <w:bookmarkEnd w:id="181"/>
     <w:p>
       <w:pPr>
         <w:pStyle w:val="Heading2"/>
@@ -13303,7 +13403,7 @@
         <w:t xml:space="preserve">```</w:t>
       </w:r>
     </w:p>
-    <w:bookmarkStart w:id="181" w:name="examples-to-try"/>
+    <w:bookmarkStart w:id="182" w:name="examples-to-try"/>
     <w:p>
       <w:pPr>
         <w:pStyle w:val="Heading2"/>
@@ -13312,7 +13412,7 @@
         <w:t xml:space="preserve">9.3 Examples to try</w:t>
       </w:r>
     </w:p>
-    <w:bookmarkEnd w:id="181"/>
+    <w:bookmarkEnd w:id="182"/>
     <w:p>
       <w:pPr>
         <w:pStyle w:val="Heading2"/>
@@ -14141,7 +14241,7 @@
       <w:r>
         <w:t xml:space="preserve"> </w:t>
       </w:r>
-      <w:hyperlink r:id="rId182">
+      <w:hyperlink r:id="rId183">
         <w:r>
           <w:rPr>
             <w:rStyle w:val="Hyperlink"/>
@@ -14460,7 +14560,7 @@
         <w:pStyle w:val="Compact"/>
         <w:numPr>
           <w:ilvl w:val="0"/>
-          <w:numId w:val="1035"/>
+          <w:numId w:val="1036"/>
         </w:numPr>
       </w:pPr>
       <w:r>
@@ -14478,7 +14578,7 @@
         <w:pStyle w:val="Compact"/>
         <w:numPr>
           <w:ilvl w:val="0"/>
-          <w:numId w:val="1035"/>
+          <w:numId w:val="1036"/>
         </w:numPr>
       </w:pPr>
       <w:r>
@@ -14550,7 +14650,7 @@
         <w:t xml:space="preserve">)</w:t>
       </w:r>
     </w:p>
-    <w:bookmarkStart w:id="186" w:name="setting-up-webr"/>
+    <w:bookmarkStart w:id="187" w:name="setting-up-webr"/>
     <w:p>
       <w:pPr>
         <w:pStyle w:val="Heading2"/>
@@ -14644,7 +14744,7 @@
         <w:t xml:space="preserve">source for this page.</w:t>
       </w:r>
     </w:p>
-    <w:bookmarkStart w:id="183" w:name="yaml-header"/>
+    <w:bookmarkStart w:id="184" w:name="yaml-header"/>
     <w:p>
       <w:pPr>
         <w:pStyle w:val="Heading3"/>
@@ -14800,8 +14900,8 @@
         <w:t xml:space="preserve">filter must be loaded.</w:t>
       </w:r>
     </w:p>
-    <w:bookmarkEnd w:id="183"/>
-    <w:bookmarkStart w:id="184" w:name="webr-setup-block"/>
+    <w:bookmarkEnd w:id="184"/>
+    <w:bookmarkStart w:id="185" w:name="webr-setup-block"/>
     <w:p>
       <w:pPr>
         <w:pStyle w:val="Heading3"/>
@@ -15062,8 +15162,8 @@
         <w:t xml:space="preserve">environment.</w:t>
       </w:r>
     </w:p>
-    <w:bookmarkEnd w:id="184"/>
-    <w:bookmarkStart w:id="185" w:name="the-webr-code-cell"/>
+    <w:bookmarkEnd w:id="185"/>
+    <w:bookmarkStart w:id="186" w:name="the-webr-code-cell"/>
     <w:p>
       <w:pPr>
         <w:pStyle w:val="Heading3"/>
@@ -15138,8 +15238,8 @@
         <w:t xml:space="preserve">but it is more helpful, and more usual, to include some example code or comments, as in the example below:</w:t>
       </w:r>
     </w:p>
-    <w:bookmarkEnd w:id="185"/>
     <w:bookmarkEnd w:id="186"/>
+    <w:bookmarkEnd w:id="187"/>
     <w:p>
       <w:pPr>
         <w:pStyle w:val="Heading2"/>
@@ -15220,7 +15320,7 @@
         <w:t xml:space="preserve">```</w:t>
       </w:r>
     </w:p>
-    <w:bookmarkStart w:id="207" w:name="using-shinylive"/>
+    <w:bookmarkStart w:id="208" w:name="using-shinylive"/>
     <w:p>
       <w:pPr>
         <w:pStyle w:val="Heading1"/>
@@ -15321,7 +15421,7 @@
       <w:tr>
         <w:tc>
           <w:tcPr/>
-          <w:bookmarkStart w:id="187" w:name="fig-shinylive-example"/>
+          <w:bookmarkStart w:id="188" w:name="fig-shinylive-example"/>
           <w:p>
             <w:pPr>
               <w:pStyle w:val="SourceCode"/>
@@ -15866,7 +15966,7 @@
               <w:t xml:space="preserve">option to choose the number of samples. The black line shows the Normal distribution being sampled from, and the dashed red line shows the population mean. The solid blue line shows the sample mean. The grey histogram shows the sample.</w:t>
             </w:r>
           </w:p>
-          <w:bookmarkEnd w:id="187"/>
+          <w:bookmarkEnd w:id="188"/>
         </w:tc>
       </w:tr>
     </w:tbl>
@@ -17795,10 +17895,10 @@
         <w:pStyle w:val="Compact"/>
         <w:numPr>
           <w:ilvl w:val="0"/>
-          <w:numId w:val="1036"/>
+          <w:numId w:val="1037"/>
         </w:numPr>
       </w:pPr>
-      <w:hyperlink r:id="rId79">
+      <w:hyperlink r:id="rId80">
         <w:r>
           <w:rPr>
             <w:rStyle w:val="VerbatimChar"/>
@@ -17824,10 +17924,10 @@
         <w:pStyle w:val="Compact"/>
         <w:numPr>
           <w:ilvl w:val="1"/>
-          <w:numId w:val="1037"/>
+          <w:numId w:val="1038"/>
         </w:numPr>
       </w:pPr>
-      <w:hyperlink r:id="rId106">
+      <w:hyperlink r:id="rId107">
         <w:r>
           <w:rPr>
             <w:rStyle w:val="VerbatimChar"/>
@@ -17889,18 +17989,18 @@
                 <wp:inline>
                   <wp:extent cx="152400" cy="152400"/>
                   <wp:effectExtent b="0" l="0" r="0" t="0"/>
-                  <wp:docPr descr="" title="" id="188" name="Picture"/>
+                  <wp:docPr descr="" title="" id="189" name="Picture"/>
                   <a:graphic>
                     <a:graphicData uri="http://schemas.openxmlformats.org/drawingml/2006/picture">
                       <pic:pic>
                         <pic:nvPicPr>
-                          <pic:cNvPr descr="/opt/quarto/share/formats/docx/tip.png" id="189" name="Picture"/>
+                          <pic:cNvPr descr="/opt/quarto/share/formats/docx/tip.png" id="190" name="Picture"/>
                           <pic:cNvPicPr>
                             <a:picLocks noChangeArrowheads="1" noChangeAspect="1"/>
                           </pic:cNvPicPr>
                         </pic:nvPicPr>
                         <pic:blipFill>
-                          <a:blip r:embed="rId25"/>
+                          <a:blip r:embed="rId26"/>
                           <a:stretch>
                             <a:fillRect/>
                           </a:stretch>
@@ -17980,7 +18080,7 @@
               <w:pStyle w:val="Compact"/>
               <w:numPr>
                 <w:ilvl w:val="0"/>
-                <w:numId w:val="1038"/>
+                <w:numId w:val="1039"/>
               </w:numPr>
             </w:pPr>
             <w:r>
@@ -18008,7 +18108,7 @@
               <w:pStyle w:val="Compact"/>
               <w:numPr>
                 <w:ilvl w:val="0"/>
-                <w:numId w:val="1038"/>
+                <w:numId w:val="1039"/>
               </w:numPr>
             </w:pPr>
             <w:r>
@@ -18046,7 +18146,7 @@
               <w:pStyle w:val="Compact"/>
               <w:numPr>
                 <w:ilvl w:val="0"/>
-                <w:numId w:val="1038"/>
+                <w:numId w:val="1039"/>
               </w:numPr>
             </w:pPr>
             <w:r>
@@ -18460,18 +18560,18 @@
                 <wp:inline>
                   <wp:extent cx="152400" cy="152400"/>
                   <wp:effectExtent b="0" l="0" r="0" t="0"/>
-                  <wp:docPr descr="" title="" id="190" name="Picture"/>
+                  <wp:docPr descr="" title="" id="191" name="Picture"/>
                   <a:graphic>
                     <a:graphicData uri="http://schemas.openxmlformats.org/drawingml/2006/picture">
                       <pic:pic>
                         <pic:nvPicPr>
-                          <pic:cNvPr descr="/opt/quarto/share/formats/docx/note.png" id="191" name="Picture"/>
+                          <pic:cNvPr descr="/opt/quarto/share/formats/docx/note.png" id="192" name="Picture"/>
                           <pic:cNvPicPr>
                             <a:picLocks noChangeArrowheads="1" noChangeAspect="1"/>
                           </pic:cNvPicPr>
                         </pic:nvPicPr>
                         <pic:blipFill>
-                          <a:blip r:embed="rId29"/>
+                          <a:blip r:embed="rId30"/>
                           <a:stretch>
                             <a:fillRect/>
                           </a:stretch>
@@ -18738,18 +18838,18 @@
                 <wp:inline>
                   <wp:extent cx="152400" cy="152400"/>
                   <wp:effectExtent b="0" l="0" r="0" t="0"/>
-                  <wp:docPr descr="" title="" id="192" name="Picture"/>
+                  <wp:docPr descr="" title="" id="193" name="Picture"/>
                   <a:graphic>
                     <a:graphicData uri="http://schemas.openxmlformats.org/drawingml/2006/picture">
                       <pic:pic>
                         <pic:nvPicPr>
-                          <pic:cNvPr descr="/opt/quarto/share/formats/docx/important.png" id="193" name="Picture"/>
+                          <pic:cNvPr descr="/opt/quarto/share/formats/docx/important.png" id="194" name="Picture"/>
                           <pic:cNvPicPr>
                             <a:picLocks noChangeArrowheads="1" noChangeAspect="1"/>
                           </pic:cNvPicPr>
                         </pic:nvPicPr>
                         <pic:blipFill>
-                          <a:blip r:embed="rId15"/>
+                          <a:blip r:embed="rId16"/>
                           <a:stretch>
                             <a:fillRect/>
                           </a:stretch>
@@ -18843,7 +18943,7 @@
         </w:tc>
       </w:tr>
     </w:tbl>
-    <w:bookmarkStart w:id="194" w:name="example"/>
+    <w:bookmarkStart w:id="195" w:name="example"/>
     <w:p>
       <w:pPr>
         <w:pStyle w:val="Heading3"/>
@@ -18906,7 +19006,7 @@
         <w:t xml:space="preserve">.</w:t>
       </w:r>
     </w:p>
-    <w:bookmarkEnd w:id="194"/>
+    <w:bookmarkEnd w:id="195"/>
     <w:p>
       <w:pPr>
         <w:pStyle w:val="Heading2"/>
@@ -18928,7 +19028,7 @@
       <w:tr>
         <w:tc>
           <w:tcPr/>
-          <w:bookmarkStart w:id="195" w:name="fig-shinylive-ggplot2"/>
+          <w:bookmarkStart w:id="196" w:name="fig-shinylive-ggplot2"/>
           <w:p>
             <w:pPr>
               <w:pStyle w:val="SourceCode"/>
@@ -19197,7 +19297,7 @@
               <w:t xml:space="preserve">, and allowing for interactive selection of points from the graph.</w:t>
             </w:r>
           </w:p>
-          <w:bookmarkEnd w:id="195"/>
+          <w:bookmarkEnd w:id="196"/>
         </w:tc>
       </w:tr>
     </w:tbl>
@@ -20627,18 +20727,18 @@
                 <wp:inline>
                   <wp:extent cx="152400" cy="152400"/>
                   <wp:effectExtent b="0" l="0" r="0" t="0"/>
-                  <wp:docPr descr="" title="" id="196" name="Picture"/>
+                  <wp:docPr descr="" title="" id="197" name="Picture"/>
                   <a:graphic>
                     <a:graphicData uri="http://schemas.openxmlformats.org/drawingml/2006/picture">
                       <pic:pic>
                         <pic:nvPicPr>
-                          <pic:cNvPr descr="/opt/quarto/share/formats/docx/warning.png" id="197" name="Picture"/>
+                          <pic:cNvPr descr="/opt/quarto/share/formats/docx/warning.png" id="198" name="Picture"/>
                           <pic:cNvPicPr>
                             <a:picLocks noChangeArrowheads="1" noChangeAspect="1"/>
                           </pic:cNvPicPr>
                         </pic:nvPicPr>
                         <pic:blipFill>
-                          <a:blip r:embed="rId19"/>
+                          <a:blip r:embed="rId20"/>
                           <a:stretch>
                             <a:fillRect/>
                           </a:stretch>
@@ -20751,7 +20851,7 @@
             <w:r>
               <w:t xml:space="preserve"> </w:t>
             </w:r>
-            <w:hyperlink r:id="rId198">
+            <w:hyperlink r:id="rId199">
               <w:r>
                 <w:rPr>
                   <w:rStyle w:val="Hyperlink"/>
@@ -20962,18 +21062,18 @@
                 <wp:inline>
                   <wp:extent cx="152400" cy="152400"/>
                   <wp:effectExtent b="0" l="0" r="0" t="0"/>
-                  <wp:docPr descr="" title="" id="199" name="Picture"/>
+                  <wp:docPr descr="" title="" id="200" name="Picture"/>
                   <a:graphic>
                     <a:graphicData uri="http://schemas.openxmlformats.org/drawingml/2006/picture">
                       <pic:pic>
                         <pic:nvPicPr>
-                          <pic:cNvPr descr="/opt/quarto/share/formats/docx/tip.png" id="200" name="Picture"/>
+                          <pic:cNvPr descr="/opt/quarto/share/formats/docx/tip.png" id="201" name="Picture"/>
                           <pic:cNvPicPr>
                             <a:picLocks noChangeArrowheads="1" noChangeAspect="1"/>
                           </pic:cNvPicPr>
                         </pic:nvPicPr>
                         <pic:blipFill>
-                          <a:blip r:embed="rId25"/>
+                          <a:blip r:embed="rId26"/>
                           <a:stretch>
                             <a:fillRect/>
                           </a:stretch>
@@ -21124,18 +21224,18 @@
                 <wp:inline>
                   <wp:extent cx="152400" cy="152400"/>
                   <wp:effectExtent b="0" l="0" r="0" t="0"/>
-                  <wp:docPr descr="" title="" id="201" name="Picture"/>
+                  <wp:docPr descr="" title="" id="202" name="Picture"/>
                   <a:graphic>
                     <a:graphicData uri="http://schemas.openxmlformats.org/drawingml/2006/picture">
                       <pic:pic>
                         <pic:nvPicPr>
-                          <pic:cNvPr descr="/opt/quarto/share/formats/docx/important.png" id="202" name="Picture"/>
+                          <pic:cNvPr descr="/opt/quarto/share/formats/docx/important.png" id="203" name="Picture"/>
                           <pic:cNvPicPr>
                             <a:picLocks noChangeArrowheads="1" noChangeAspect="1"/>
                           </pic:cNvPicPr>
                         </pic:nvPicPr>
                         <pic:blipFill>
-                          <a:blip r:embed="rId15"/>
+                          <a:blip r:embed="rId16"/>
                           <a:stretch>
                             <a:fillRect/>
                           </a:stretch>
@@ -21351,7 +21451,7 @@
       <w:tr>
         <w:tc>
           <w:tcPr/>
-          <w:bookmarkStart w:id="203" w:name="fig-shinylive-editor"/>
+          <w:bookmarkStart w:id="204" w:name="fig-shinylive-editor"/>
           <w:p>
             <w:pPr>
               <w:pStyle w:val="SourceCode"/>
@@ -21638,7 +21738,7 @@
               <w:t xml:space="preserve">, and allowing for interactive selection of points from the graph.</w:t>
             </w:r>
           </w:p>
-          <w:bookmarkEnd w:id="203"/>
+          <w:bookmarkEnd w:id="204"/>
         </w:tc>
       </w:tr>
     </w:tbl>
@@ -23243,10 +23343,10 @@
         <w:pStyle w:val="Compact"/>
         <w:numPr>
           <w:ilvl w:val="0"/>
-          <w:numId w:val="1039"/>
+          <w:numId w:val="1040"/>
         </w:numPr>
       </w:pPr>
-      <w:hyperlink r:id="rId204">
+      <w:hyperlink r:id="rId205">
         <w:r>
           <w:rPr>
             <w:rStyle w:val="VerbatimChar"/>
@@ -23400,18 +23500,18 @@
                 <wp:inline>
                   <wp:extent cx="152400" cy="152400"/>
                   <wp:effectExtent b="0" l="0" r="0" t="0"/>
-                  <wp:docPr descr="" title="" id="205" name="Picture"/>
+                  <wp:docPr descr="" title="" id="206" name="Picture"/>
                   <a:graphic>
                     <a:graphicData uri="http://schemas.openxmlformats.org/drawingml/2006/picture">
                       <pic:pic>
                         <pic:nvPicPr>
-                          <pic:cNvPr descr="/opt/quarto/share/formats/docx/important.png" id="206" name="Picture"/>
+                          <pic:cNvPr descr="/opt/quarto/share/formats/docx/important.png" id="207" name="Picture"/>
                           <pic:cNvPicPr>
                             <a:picLocks noChangeArrowheads="1" noChangeAspect="1"/>
                           </pic:cNvPicPr>
                         </pic:nvPicPr>
                         <pic:blipFill>
-                          <a:blip r:embed="rId15"/>
+                          <a:blip r:embed="rId16"/>
                           <a:stretch>
                             <a:fillRect/>
                           </a:stretch>
@@ -23536,8 +23636,8 @@
         </w:tc>
       </w:tr>
     </w:tbl>
-    <w:bookmarkEnd w:id="207"/>
-    <w:bookmarkStart w:id="214" w:name="embedding-numbas-questions"/>
+    <w:bookmarkEnd w:id="208"/>
+    <w:bookmarkStart w:id="215" w:name="embedding-numbas-questions"/>
     <w:p>
       <w:pPr>
         <w:pStyle w:val="Heading1"/>
@@ -23550,7 +23650,7 @@
       <w:pPr>
         <w:pStyle w:val="FirstParagraph"/>
       </w:pPr>
-      <w:hyperlink r:id="rId208">
+      <w:hyperlink r:id="rId209">
         <w:r>
           <w:rPr>
             <w:rStyle w:val="Hyperlink"/>
@@ -23567,7 +23667,7 @@
       <w:r>
         <w:t xml:space="preserve"> </w:t>
       </w:r>
-      <w:hyperlink r:id="rId209">
+      <w:hyperlink r:id="rId210">
         <w:r>
           <w:rPr>
             <w:rStyle w:val="Hyperlink"/>
@@ -23584,7 +23684,7 @@
         <w:pStyle w:val="Compact"/>
         <w:numPr>
           <w:ilvl w:val="0"/>
-          <w:numId w:val="1040"/>
+          <w:numId w:val="1041"/>
         </w:numPr>
       </w:pPr>
       <w:r>
@@ -23593,7 +23693,7 @@
       <w:r>
         <w:t xml:space="preserve"> </w:t>
       </w:r>
-      <w:hyperlink r:id="rId208">
+      <w:hyperlink r:id="rId209">
         <w:r>
           <w:rPr>
             <w:rStyle w:val="Hyperlink"/>
@@ -23756,7 +23856,7 @@
         <w:t xml:space="preserve">&gt;</w:t>
       </w:r>
     </w:p>
-    <w:bookmarkStart w:id="213" w:name="references"/>
+    <w:bookmarkStart w:id="214" w:name="references"/>
     <w:p>
       <w:pPr>
         <w:pStyle w:val="Heading1"/>
@@ -23765,8 +23865,8 @@
         <w:t xml:space="preserve">References</w:t>
       </w:r>
     </w:p>
-    <w:bookmarkStart w:id="212" w:name="refs"/>
-    <w:bookmarkStart w:id="211" w:name="ref-knuth84"/>
+    <w:bookmarkStart w:id="213" w:name="refs"/>
+    <w:bookmarkStart w:id="212" w:name="ref-knuth84"/>
     <w:p>
       <w:pPr>
         <w:pStyle w:val="Bibliography"/>
@@ -23799,7 +23899,7 @@
       <w:r>
         <w:t xml:space="preserve"> </w:t>
       </w:r>
-      <w:hyperlink r:id="rId210">
+      <w:hyperlink r:id="rId211">
         <w:r>
           <w:rPr>
             <w:rStyle w:val="Hyperlink"/>
@@ -23811,11 +23911,11 @@
         <w:t xml:space="preserve">.</w:t>
       </w:r>
     </w:p>
-    <w:bookmarkEnd w:id="211"/>
     <w:bookmarkEnd w:id="212"/>
     <w:bookmarkEnd w:id="213"/>
     <w:bookmarkEnd w:id="214"/>
     <w:bookmarkEnd w:id="215"/>
+    <w:bookmarkEnd w:id="216"/>
     <w:sectPr>
       <w:footnotePr>
         <w:numRestart w:val="eachSect"/>
@@ -24318,12 +24418,6 @@
     </w:lvlOverride>
   </w:num>
   <w:num w:numId="1002">
-    <w:abstractNumId w:val="991"/>
-  </w:num>
-  <w:num w:numId="1003">
-    <w:abstractNumId w:val="991"/>
-  </w:num>
-  <w:num w:numId="1004">
     <w:abstractNumId w:val="99411"/>
     <w:lvlOverride w:ilvl="0">
       <w:startOverride w:val="1"/>
@@ -24352,6 +24446,12 @@
     <w:lvlOverride w:ilvl="8">
       <w:startOverride w:val="1"/>
     </w:lvlOverride>
+  </w:num>
+  <w:num w:numId="1003">
+    <w:abstractNumId w:val="991"/>
+  </w:num>
+  <w:num w:numId="1004">
+    <w:abstractNumId w:val="991"/>
   </w:num>
   <w:num w:numId="1005">
     <w:abstractNumId w:val="99411"/>
@@ -24384,6 +24484,36 @@
     </w:lvlOverride>
   </w:num>
   <w:num w:numId="1006">
+    <w:abstractNumId w:val="99411"/>
+    <w:lvlOverride w:ilvl="0">
+      <w:startOverride w:val="1"/>
+    </w:lvlOverride>
+    <w:lvlOverride w:ilvl="1">
+      <w:startOverride w:val="1"/>
+    </w:lvlOverride>
+    <w:lvlOverride w:ilvl="2">
+      <w:startOverride w:val="1"/>
+    </w:lvlOverride>
+    <w:lvlOverride w:ilvl="3">
+      <w:startOverride w:val="1"/>
+    </w:lvlOverride>
+    <w:lvlOverride w:ilvl="4">
+      <w:startOverride w:val="1"/>
+    </w:lvlOverride>
+    <w:lvlOverride w:ilvl="5">
+      <w:startOverride w:val="1"/>
+    </w:lvlOverride>
+    <w:lvlOverride w:ilvl="6">
+      <w:startOverride w:val="1"/>
+    </w:lvlOverride>
+    <w:lvlOverride w:ilvl="7">
+      <w:startOverride w:val="1"/>
+    </w:lvlOverride>
+    <w:lvlOverride w:ilvl="8">
+      <w:startOverride w:val="1"/>
+    </w:lvlOverride>
+  </w:num>
+  <w:num w:numId="1007">
     <w:abstractNumId w:val="99413"/>
     <w:lvlOverride w:ilvl="0">
       <w:startOverride w:val="3"/>
@@ -24413,10 +24543,10 @@
       <w:startOverride w:val="3"/>
     </w:lvlOverride>
   </w:num>
-  <w:num w:numId="1007">
+  <w:num w:numId="1008">
     <w:abstractNumId w:val="991"/>
   </w:num>
-  <w:num w:numId="1008">
+  <w:num w:numId="1009">
     <w:abstractNumId w:val="99414"/>
     <w:lvlOverride w:ilvl="0">
       <w:startOverride w:val="4"/>
@@ -24446,7 +24576,7 @@
       <w:startOverride w:val="4"/>
     </w:lvlOverride>
   </w:num>
-  <w:num w:numId="1009">
+  <w:num w:numId="1010">
     <w:abstractNumId w:val="99411"/>
     <w:lvlOverride w:ilvl="0">
       <w:startOverride w:val="1"/>
@@ -24476,7 +24606,7 @@
       <w:startOverride w:val="1"/>
     </w:lvlOverride>
   </w:num>
-  <w:num w:numId="1010">
+  <w:num w:numId="1011">
     <w:abstractNumId w:val="99413"/>
     <w:lvlOverride w:ilvl="0">
       <w:startOverride w:val="3"/>
@@ -24506,7 +24636,7 @@
       <w:startOverride w:val="3"/>
     </w:lvlOverride>
   </w:num>
-  <w:num w:numId="1011">
+  <w:num w:numId="1012">
     <w:abstractNumId w:val="99411"/>
     <w:lvlOverride w:ilvl="0">
       <w:startOverride w:val="1"/>
@@ -24536,41 +24666,11 @@
       <w:startOverride w:val="1"/>
     </w:lvlOverride>
   </w:num>
-  <w:num w:numId="1012">
-    <w:abstractNumId w:val="991"/>
-  </w:num>
   <w:num w:numId="1013">
     <w:abstractNumId w:val="991"/>
   </w:num>
   <w:num w:numId="1014">
-    <w:abstractNumId w:val="99411"/>
-    <w:lvlOverride w:ilvl="0">
-      <w:startOverride w:val="1"/>
-    </w:lvlOverride>
-    <w:lvlOverride w:ilvl="1">
-      <w:startOverride w:val="1"/>
-    </w:lvlOverride>
-    <w:lvlOverride w:ilvl="2">
-      <w:startOverride w:val="1"/>
-    </w:lvlOverride>
-    <w:lvlOverride w:ilvl="3">
-      <w:startOverride w:val="1"/>
-    </w:lvlOverride>
-    <w:lvlOverride w:ilvl="4">
-      <w:startOverride w:val="1"/>
-    </w:lvlOverride>
-    <w:lvlOverride w:ilvl="5">
-      <w:startOverride w:val="1"/>
-    </w:lvlOverride>
-    <w:lvlOverride w:ilvl="6">
-      <w:startOverride w:val="1"/>
-    </w:lvlOverride>
-    <w:lvlOverride w:ilvl="7">
-      <w:startOverride w:val="1"/>
-    </w:lvlOverride>
-    <w:lvlOverride w:ilvl="8">
-      <w:startOverride w:val="1"/>
-    </w:lvlOverride>
+    <w:abstractNumId w:val="991"/>
   </w:num>
   <w:num w:numId="1015">
     <w:abstractNumId w:val="99411"/>
@@ -24603,7 +24703,34 @@
     </w:lvlOverride>
   </w:num>
   <w:num w:numId="1016">
-    <w:abstractNumId w:val="991"/>
+    <w:abstractNumId w:val="99411"/>
+    <w:lvlOverride w:ilvl="0">
+      <w:startOverride w:val="1"/>
+    </w:lvlOverride>
+    <w:lvlOverride w:ilvl="1">
+      <w:startOverride w:val="1"/>
+    </w:lvlOverride>
+    <w:lvlOverride w:ilvl="2">
+      <w:startOverride w:val="1"/>
+    </w:lvlOverride>
+    <w:lvlOverride w:ilvl="3">
+      <w:startOverride w:val="1"/>
+    </w:lvlOverride>
+    <w:lvlOverride w:ilvl="4">
+      <w:startOverride w:val="1"/>
+    </w:lvlOverride>
+    <w:lvlOverride w:ilvl="5">
+      <w:startOverride w:val="1"/>
+    </w:lvlOverride>
+    <w:lvlOverride w:ilvl="6">
+      <w:startOverride w:val="1"/>
+    </w:lvlOverride>
+    <w:lvlOverride w:ilvl="7">
+      <w:startOverride w:val="1"/>
+    </w:lvlOverride>
+    <w:lvlOverride w:ilvl="8">
+      <w:startOverride w:val="1"/>
+    </w:lvlOverride>
   </w:num>
   <w:num w:numId="1017">
     <w:abstractNumId w:val="991"/>
@@ -24669,6 +24796,9 @@
     <w:abstractNumId w:val="991"/>
   </w:num>
   <w:num w:numId="1038">
+    <w:abstractNumId w:val="991"/>
+  </w:num>
+  <w:num w:numId="1039">
     <w:abstractNumId w:val="99411"/>
     <w:lvlOverride w:ilvl="0">
       <w:startOverride w:val="1"/>
@@ -24698,10 +24828,10 @@
       <w:startOverride w:val="1"/>
     </w:lvlOverride>
   </w:num>
-  <w:num w:numId="1039">
+  <w:num w:numId="1040">
     <w:abstractNumId w:val="991"/>
   </w:num>
-  <w:num w:numId="1040">
+  <w:num w:numId="1041">
     <w:abstractNumId w:val="991"/>
   </w:num>
 </w:numbering>
